--- a/親密關係/期中報告_林言樵_15540165.docx
+++ b/親密關係/期中報告_林言樵_15540165.docx
@@ -199,7 +199,7 @@
         <w:rPr>
           <w:rFonts w:ascii="Microsoft JhengHei" w:hAnsi="Microsoft JhengHei" w:eastAsia="Microsoft JhengHei"/>
         </w:rPr>
-        <w:t>五、開發歷程：與 AI 的十輪協作</w:t>
+        <w:t>五、開發歷程：與 AI 的十二輪協作</w:t>
       </w:r>
     </w:p>
     <w:p>
@@ -243,7 +243,7 @@
         <w:rPr>
           <w:rFonts w:ascii="Microsoft JhengHei" w:hAnsi="Microsoft JhengHei" w:eastAsia="Microsoft JhengHei"/>
         </w:rPr>
-        <w:t>九、商業模式與銷售流程</w:t>
+        <w:t>九、從付費到免費：分享模式與班級學習攻略</w:t>
       </w:r>
     </w:p>
     <w:p>
@@ -365,7 +365,7 @@
           <w:b w:val="0"/>
           <w:sz w:val="24"/>
         </w:rPr>
-        <w:t>本專案用一天的時間，透過與生成式 AI（Anthropic 的 Claude，以及 OpenAI 的 Codex 作為第二位審查者）協作，把我原本自己用的四個刷題網頁，整理成一個讓同學付費使用的「銘傳大學財金系大一刷題網站」。</w:t>
+        <w:t>本專案用一天的時間，透過與生成式 AI（Anthropic 的 Claude，以及 OpenAI 的 Codex 作為第二位審查者）協作，把我原本自己用的四個刷題網頁，整理成一個全班同學都能免費使用的「財金系大一刷題網站」。一開始我設計了付費方案，但後來決定把付費拿掉，讓大家免費使用。</w:t>
       </w:r>
     </w:p>
     <w:p>
@@ -387,13 +387,13 @@
           <w:rFonts w:ascii="Microsoft JhengHei" w:hAnsi="Microsoft JhengHei" w:eastAsia="Microsoft JhengHei"/>
           <w:b/>
         </w:rPr>
-        <w:t>一個公開介紹頁</w:t>
+        <w:t>一個刷題入口網站</w:t>
       </w:r>
       <w:r>
         <w:rPr>
           <w:rFonts w:ascii="Microsoft JhengHei" w:hAnsi="Microsoft JhengHei" w:eastAsia="Microsoft JhengHei"/>
         </w:rPr>
-        <w:t>：用答案卡視覺、流程圖、題庫規模圖與可互動的示範題說明產品價值。</w:t>
+        <w:t>：答案卡主視覺、四科刷題入口、學習攻略、考試週倒數與題庫規模圖。</w:t>
       </w:r>
     </w:p>
     <w:p>
@@ -405,13 +405,13 @@
           <w:rFonts w:ascii="Microsoft JhengHei" w:hAnsi="Microsoft JhengHei" w:eastAsia="Microsoft JhengHei"/>
           <w:b/>
         </w:rPr>
-        <w:t>一個免費試用版</w:t>
+        <w:t>四科刷題頁</w:t>
       </w:r>
       <w:r>
         <w:rPr>
           <w:rFonts w:ascii="Microsoft JhengHei" w:hAnsi="Microsoft JhengHei" w:eastAsia="Microsoft JhengHei"/>
         </w:rPr>
-        <w:t>：從完整題庫自動抽出每科 12 題，共 48 題。</w:t>
+        <w:t>：會計、財務數學、英文、經濟學，合計 1,581 題，手機直接開，不需要登入任何帳號。</w:t>
       </w:r>
     </w:p>
     <w:p>
@@ -423,13 +423,13 @@
           <w:rFonts w:ascii="Microsoft JhengHei" w:hAnsi="Microsoft JhengHei" w:eastAsia="Microsoft JhengHei"/>
           <w:b/>
         </w:rPr>
-        <w:t>四科完整版</w:t>
+        <w:t>一個班級共用的「學習攻略」</w:t>
       </w:r>
       <w:r>
         <w:rPr>
           <w:rFonts w:ascii="Microsoft JhengHei" w:hAnsi="Microsoft JhengHei" w:eastAsia="Microsoft JhengHei"/>
         </w:rPr>
-        <w:t>：會計、財務數學、英文、經濟學，合計 1,441 題（相同題目只算一次），以「解鎖碼」保護，不需要登入任何帳號。</w:t>
+        <w:t>：每天的作業、小考、各科進度與分組報告；同學可以直接在頁面上留言補充或回報錯誤，每天早上 7 點整理更新。</w:t>
       </w:r>
     </w:p>
     <w:p>
@@ -441,13 +441,13 @@
           <w:rFonts w:ascii="Microsoft JhengHei" w:hAnsi="Microsoft JhengHei" w:eastAsia="Microsoft JhengHei"/>
           <w:b/>
         </w:rPr>
-        <w:t>一套解鎖碼管理工具</w:t>
+        <w:t>一套解鎖碼工具</w:t>
       </w:r>
       <w:r>
         <w:rPr>
           <w:rFonts w:ascii="Microsoft JhengHei" w:hAnsi="Microsoft JhengHei" w:eastAsia="Microsoft JhengHei"/>
         </w:rPr>
-        <w:t>：以 PBKDF2 與 AES-GCM 實作信封加密，可以替每位買家產生不同的解鎖碼，支援單科或全包、停用與換學期（但無法阻止買家把碼轉給別人）。</w:t>
+        <w:t>：以 PBKDF2 與 AES-GCM 實作信封加密。現在改成免費發碼，主要用來知道有哪些同學在使用，並避免老師題庫被直接公開到網路上。</w:t>
       </w:r>
     </w:p>
     <w:p>
@@ -459,13 +459,13 @@
           <w:rFonts w:ascii="Microsoft JhengHei" w:hAnsi="Microsoft JhengHei" w:eastAsia="Microsoft JhengHei"/>
           <w:b/>
         </w:rPr>
-        <w:t>一套銷售流程</w:t>
+        <w:t>從付費到免費的轉變</w:t>
       </w:r>
       <w:r>
         <w:rPr>
           <w:rFonts w:ascii="Microsoft JhengHei" w:hAnsi="Microsoft JhengHei" w:eastAsia="Microsoft JhengHei"/>
         </w:rPr>
-        <w:t>：定價、購買對話範本、雲端備份。</w:t>
+        <w:t>：原本設計了定價與購買流程，最後決定免費分享給同學。</w:t>
       </w:r>
     </w:p>
     <w:p>
@@ -475,7 +475,7 @@
           <w:b w:val="0"/>
           <w:sz w:val="24"/>
         </w:rPr>
-        <w:t>目前介紹頁、試用版與加密機制都已上線並測試過；正式販售會等取得老師同意後再開始。</w:t>
+        <w:t>目前網站已經上線，班上同學都可以免費使用。</w:t>
       </w:r>
     </w:p>
     <w:p>
@@ -496,7 +496,7 @@
           <w:b w:val="0"/>
           <w:sz w:val="24"/>
         </w:rPr>
-        <w:t>大一財金系的期中考通常四科擠在同一週，而且會計與英文的題目是英文。我先用 AI 幫自己做了四個刷題網頁，發現效果不錯，就想把它做成同學也能用的產品。</w:t>
+        <w:t>大一財金系的期中考通常四科擠在同一週，而且會計與英文的題目是英文。我先用 AI 幫自己做了四個刷題網頁，發現效果不錯，就想把它分享給全班一起用。</w:t>
       </w:r>
     </w:p>
     <w:p>
@@ -744,7 +744,7 @@
         <w:rPr>
           <w:rFonts w:ascii="Microsoft JhengHei" w:hAnsi="Microsoft JhengHei" w:eastAsia="Microsoft JhengHei"/>
         </w:rPr>
-        <w:t>怎麼讓同學不用登入就能使用，又只有付費的人看得到完整題庫？</w:t>
+        <w:t>怎麼讓同學不用登入就能使用，又不會讓老師題庫直接公開在網路上？</w:t>
       </w:r>
     </w:p>
     <w:p>
@@ -755,7 +755,7 @@
         <w:rPr>
           <w:rFonts w:ascii="Microsoft JhengHei" w:hAnsi="Microsoft JhengHei" w:eastAsia="Microsoft JhengHei"/>
         </w:rPr>
-        <w:t>怎麼設計定價與購買流程，讓一個人就能經營？</w:t>
+        <w:t>怎麼讓全班一起維護考試與作業資訊，而不是只靠我一個人？</w:t>
       </w:r>
     </w:p>
     <w:p>
@@ -884,7 +884,7 @@
                 <w:b w:val="0"/>
                 <w:sz w:val="21"/>
               </w:rPr>
-              <w:t>介紹頁：產品說明、圖表、示範題</w:t>
+              <w:t>刷題入口網站：四科入口、學習攻略、考試週倒數</w:t>
             </w:r>
           </w:p>
         </w:tc>
@@ -934,7 +934,7 @@
                 <w:b w:val="0"/>
                 <w:sz w:val="21"/>
               </w:rPr>
-              <w:t>免費試用版：每科 12 題</w:t>
+              <w:t>四科刷題頁：題庫已加密，輸入免費解鎖碼即可使用</w:t>
             </w:r>
           </w:p>
         </w:tc>
@@ -950,7 +950,7 @@
                 <w:b w:val="0"/>
                 <w:sz w:val="21"/>
               </w:rPr>
-              <w:t>所有人</w:t>
+              <w:t>所有人（向我索取解鎖碼）</w:t>
             </w:r>
           </w:p>
         </w:tc>
@@ -984,7 +984,7 @@
                 <w:b w:val="0"/>
                 <w:sz w:val="21"/>
               </w:rPr>
-              <w:t>四科完整版：題庫已加密，需輸入解鎖碼</w:t>
+              <w:t>財金一丙學習攻略：作業、小考、進度、分組報告</w:t>
             </w:r>
           </w:p>
         </w:tc>
@@ -1000,7 +1000,7 @@
                 <w:b w:val="0"/>
                 <w:sz w:val="21"/>
               </w:rPr>
-              <w:t>所有人（但只有付費者能解開）</w:t>
+              <w:t>班上同學（輸入名字進入）</w:t>
             </w:r>
           </w:p>
         </w:tc>
@@ -1034,7 +1034,7 @@
                 <w:b w:val="0"/>
                 <w:sz w:val="21"/>
               </w:rPr>
-              <w:t>未加密題庫、買家名單、加密工具、iCloud 備份</w:t>
+              <w:t>未加密題庫、使用者名單、加密工具、iCloud 備份</w:t>
             </w:r>
           </w:p>
         </w:tc>
@@ -1050,7 +1050,7 @@
                 <w:b w:val="0"/>
                 <w:sz w:val="21"/>
               </w:rPr>
-              <w:t>只有店主（我）</w:t>
+              <w:t>只有我</w:t>
             </w:r>
           </w:p>
         </w:tc>
@@ -1064,7 +1064,176 @@
           <w:b w:val="0"/>
           <w:sz w:val="24"/>
         </w:rPr>
-        <w:t>同學只接觸得到介紹頁、試用版與上了鎖的完整版；未加密的題庫與買家名單只存在我的 Mac 與 iCloud 裡。</w:t>
+        <w:t>同學只接觸得到入口網站、上了鎖的刷題頁與學習攻略；未加密的題庫與名單只存在我的 Mac 與 iCloud 裡。</w:t>
+      </w:r>
+    </w:p>
+    <w:p>
+      <w:pPr>
+        <w:jc w:val="center"/>
+      </w:pPr>
+      <w:r>
+        <w:drawing>
+          <wp:inline xmlns:a="http://schemas.openxmlformats.org/drawingml/2006/main" xmlns:pic="http://schemas.openxmlformats.org/drawingml/2006/picture">
+            <wp:extent cx="5400000" cy="3206250"/>
+            <wp:docPr id="1" name="Picture 1"/>
+            <wp:cNvGraphicFramePr>
+              <a:graphicFrameLocks noChangeAspect="1"/>
+            </wp:cNvGraphicFramePr>
+            <a:graphic>
+              <a:graphicData uri="http://schemas.openxmlformats.org/drawingml/2006/picture">
+                <pic:pic>
+                  <pic:nvPicPr>
+                    <pic:cNvPr id="0" name="01_首頁.png"/>
+                    <pic:cNvPicPr/>
+                  </pic:nvPicPr>
+                  <pic:blipFill>
+                    <a:blip r:embed="rId9"/>
+                    <a:stretch>
+                      <a:fillRect/>
+                    </a:stretch>
+                  </pic:blipFill>
+                  <pic:spPr>
+                    <a:xfrm>
+                      <a:off x="0" y="0"/>
+                      <a:ext cx="5400000" cy="3206250"/>
+                    </a:xfrm>
+                    <a:prstGeom prst="rect"/>
+                  </pic:spPr>
+                </pic:pic>
+              </a:graphicData>
+            </a:graphic>
+          </wp:inline>
+        </w:drawing>
+      </w:r>
+    </w:p>
+    <w:p>
+      <w:pPr>
+        <w:jc w:val="center"/>
+      </w:pPr>
+      <w:r>
+        <w:rPr>
+          <w:rFonts w:ascii="Microsoft JhengHei" w:hAnsi="Microsoft JhengHei" w:eastAsia="Microsoft JhengHei"/>
+          <w:b w:val="0"/>
+          <w:color w:val="666666"/>
+          <w:sz w:val="20"/>
+        </w:rPr>
+        <w:t>圖 1　刷題網站首頁（實際畫面）</w:t>
+      </w:r>
+    </w:p>
+    <w:p>
+      <w:pPr>
+        <w:jc w:val="center"/>
+      </w:pPr>
+      <w:r>
+        <w:drawing>
+          <wp:inline xmlns:a="http://schemas.openxmlformats.org/drawingml/2006/main" xmlns:pic="http://schemas.openxmlformats.org/drawingml/2006/picture">
+            <wp:extent cx="5400000" cy="3206250"/>
+            <wp:docPr id="2" name="Picture 2"/>
+            <wp:cNvGraphicFramePr>
+              <a:graphicFrameLocks noChangeAspect="1"/>
+            </wp:cNvGraphicFramePr>
+            <a:graphic>
+              <a:graphicData uri="http://schemas.openxmlformats.org/drawingml/2006/picture">
+                <pic:pic>
+                  <pic:nvPicPr>
+                    <pic:cNvPr id="0" name="02_刷題入口.png"/>
+                    <pic:cNvPicPr/>
+                  </pic:nvPicPr>
+                  <pic:blipFill>
+                    <a:blip r:embed="rId10"/>
+                    <a:stretch>
+                      <a:fillRect/>
+                    </a:stretch>
+                  </pic:blipFill>
+                  <pic:spPr>
+                    <a:xfrm>
+                      <a:off x="0" y="0"/>
+                      <a:ext cx="5400000" cy="3206250"/>
+                    </a:xfrm>
+                    <a:prstGeom prst="rect"/>
+                  </pic:spPr>
+                </pic:pic>
+              </a:graphicData>
+            </a:graphic>
+          </wp:inline>
+        </w:drawing>
+      </w:r>
+    </w:p>
+    <w:p>
+      <w:pPr>
+        <w:jc w:val="center"/>
+      </w:pPr>
+      <w:r>
+        <w:rPr>
+          <w:rFonts w:ascii="Microsoft JhengHei" w:hAnsi="Microsoft JhengHei" w:eastAsia="Microsoft JhengHei"/>
+          <w:b w:val="0"/>
+          <w:color w:val="666666"/>
+          <w:sz w:val="20"/>
+        </w:rPr>
+        <w:t>圖 2　四科刷題入口（實際畫面）</w:t>
+      </w:r>
+    </w:p>
+    <w:p>
+      <w:r>
+        <w:rPr>
+          <w:rFonts w:ascii="Microsoft JhengHei" w:hAnsi="Microsoft JhengHei" w:eastAsia="Microsoft JhengHei"/>
+          <w:b w:val="0"/>
+          <w:sz w:val="24"/>
+        </w:rPr>
+        <w:t>網站也針對手機設計，同學在通勤或下課時用一支手機就能刷題：</w:t>
+      </w:r>
+    </w:p>
+    <w:p>
+      <w:pPr>
+        <w:jc w:val="center"/>
+      </w:pPr>
+      <w:r>
+        <w:drawing>
+          <wp:inline xmlns:a="http://schemas.openxmlformats.org/drawingml/2006/main" xmlns:pic="http://schemas.openxmlformats.org/drawingml/2006/picture">
+            <wp:extent cx="2160000" cy="4674461"/>
+            <wp:docPr id="3" name="Picture 3"/>
+            <wp:cNvGraphicFramePr>
+              <a:graphicFrameLocks noChangeAspect="1"/>
+            </wp:cNvGraphicFramePr>
+            <a:graphic>
+              <a:graphicData uri="http://schemas.openxmlformats.org/drawingml/2006/picture">
+                <pic:pic>
+                  <pic:nvPicPr>
+                    <pic:cNvPr id="0" name="06_手機版首頁.png"/>
+                    <pic:cNvPicPr/>
+                  </pic:nvPicPr>
+                  <pic:blipFill>
+                    <a:blip r:embed="rId11"/>
+                    <a:stretch>
+                      <a:fillRect/>
+                    </a:stretch>
+                  </pic:blipFill>
+                  <pic:spPr>
+                    <a:xfrm>
+                      <a:off x="0" y="0"/>
+                      <a:ext cx="2160000" cy="4674461"/>
+                    </a:xfrm>
+                    <a:prstGeom prst="rect"/>
+                  </pic:spPr>
+                </pic:pic>
+              </a:graphicData>
+            </a:graphic>
+          </wp:inline>
+        </w:drawing>
+      </w:r>
+    </w:p>
+    <w:p>
+      <w:pPr>
+        <w:jc w:val="center"/>
+      </w:pPr>
+      <w:r>
+        <w:rPr>
+          <w:rFonts w:ascii="Microsoft JhengHei" w:hAnsi="Microsoft JhengHei" w:eastAsia="Microsoft JhengHei"/>
+          <w:b w:val="0"/>
+          <w:color w:val="666666"/>
+          <w:sz w:val="20"/>
+        </w:rPr>
+        <w:t>圖 3　手機版首頁</w:t>
       </w:r>
     </w:p>
     <w:p>
@@ -1075,7 +1244,7 @@
         <w:rPr>
           <w:rFonts w:ascii="Microsoft JhengHei" w:hAnsi="Microsoft JhengHei" w:eastAsia="Microsoft JhengHei"/>
         </w:rPr>
-        <w:t>五、開發歷程：與 AI 的十輪協作</w:t>
+        <w:t>五、開發歷程：與 AI 的十二輪協作</w:t>
       </w:r>
     </w:p>
     <w:p>
@@ -1085,7 +1254,7 @@
           <w:b w:val="0"/>
           <w:sz w:val="24"/>
         </w:rPr>
-        <w:t>整個專案是「我提需求、AI 提案並實作、我決策或修正」的循環。AI 負責設計與寫程式，但品牌、定價、可以冒的風險，都是我自己做的決定。下表依時間順序列出每一輪：</w:t>
+        <w:t>整個專案是「我提需求、AI 提案並實作、我決策或修正」的循環。AI 負責設計與寫程式，但品牌、定價、可以冒的風險，都是我自己做的決定。下表依時間順序列出每一輪（前十輪是第一天，後兩輪是之後的更新）：</w:t>
       </w:r>
     </w:p>
     <w:tbl>
@@ -1562,7 +1731,7 @@
                 <w:b w:val="0"/>
                 <w:sz w:val="21"/>
               </w:rPr>
-              <w:t>自訂一組永久有效的店主密碼</w:t>
+              <w:t>自訂一組永久有效的管理者密碼</w:t>
             </w:r>
           </w:p>
         </w:tc>
@@ -1826,7 +1995,139 @@
                 <w:b w:val="0"/>
                 <w:sz w:val="21"/>
               </w:rPr>
-              <w:t>定案：銘傳大學財金系大一刷題網站</w:t>
+              <w:t>定案：財金系大一刷題網站</w:t>
+            </w:r>
+          </w:p>
+        </w:tc>
+      </w:tr>
+      <w:tr>
+        <w:tc>
+          <w:tcPr>
+            <w:tcW w:type="dxa" w:w="2351"/>
+          </w:tcPr>
+          <w:p>
+            <w:r/>
+            <w:r>
+              <w:rPr>
+                <w:rFonts w:ascii="Microsoft JhengHei" w:hAnsi="Microsoft JhengHei" w:eastAsia="Microsoft JhengHei"/>
+                <w:b w:val="0"/>
+                <w:sz w:val="21"/>
+              </w:rPr>
+              <w:t>11</w:t>
+            </w:r>
+          </w:p>
+        </w:tc>
+        <w:tc>
+          <w:tcPr>
+            <w:tcW w:type="dxa" w:w="2351"/>
+          </w:tcPr>
+          <w:p>
+            <w:r/>
+            <w:r>
+              <w:rPr>
+                <w:rFonts w:ascii="Microsoft JhengHei" w:hAnsi="Microsoft JhengHei" w:eastAsia="Microsoft JhengHei"/>
+                <w:b w:val="0"/>
+                <w:sz w:val="21"/>
+              </w:rPr>
+              <w:t>做一個全班共用的學習攻略</w:t>
+            </w:r>
+          </w:p>
+        </w:tc>
+        <w:tc>
+          <w:tcPr>
+            <w:tcW w:type="dxa" w:w="2351"/>
+          </w:tcPr>
+          <w:p>
+            <w:r/>
+            <w:r>
+              <w:rPr>
+                <w:rFonts w:ascii="Microsoft JhengHei" w:hAnsi="Microsoft JhengHei" w:eastAsia="Microsoft JhengHei"/>
+                <w:b w:val="0"/>
+                <w:sz w:val="21"/>
+              </w:rPr>
+              <w:t>做出作業／考試倒數、各科進度、分組報告頁面，同學可留言補充</w:t>
+            </w:r>
+          </w:p>
+        </w:tc>
+        <w:tc>
+          <w:tcPr>
+            <w:tcW w:type="dxa" w:w="2351"/>
+          </w:tcPr>
+          <w:p>
+            <w:r/>
+            <w:r>
+              <w:rPr>
+                <w:rFonts w:ascii="Microsoft JhengHei" w:hAnsi="Microsoft JhengHei" w:eastAsia="Microsoft JhengHei"/>
+                <w:b w:val="0"/>
+                <w:sz w:val="21"/>
+              </w:rPr>
+              <w:t>決定每天早上 7 點統一整理同學的回報</w:t>
+            </w:r>
+          </w:p>
+        </w:tc>
+      </w:tr>
+      <w:tr>
+        <w:tc>
+          <w:tcPr>
+            <w:tcW w:type="dxa" w:w="2351"/>
+          </w:tcPr>
+          <w:p>
+            <w:r/>
+            <w:r>
+              <w:rPr>
+                <w:rFonts w:ascii="Microsoft JhengHei" w:hAnsi="Microsoft JhengHei" w:eastAsia="Microsoft JhengHei"/>
+                <w:b w:val="0"/>
+                <w:sz w:val="21"/>
+              </w:rPr>
+              <w:t>12</w:t>
+            </w:r>
+          </w:p>
+        </w:tc>
+        <w:tc>
+          <w:tcPr>
+            <w:tcW w:type="dxa" w:w="2351"/>
+          </w:tcPr>
+          <w:p>
+            <w:r/>
+            <w:r>
+              <w:rPr>
+                <w:rFonts w:ascii="Microsoft JhengHei" w:hAnsi="Microsoft JhengHei" w:eastAsia="Microsoft JhengHei"/>
+                <w:b w:val="0"/>
+                <w:sz w:val="21"/>
+              </w:rPr>
+              <w:t>把付費拿掉，讓大家免費使用</w:t>
+            </w:r>
+          </w:p>
+        </w:tc>
+        <w:tc>
+          <w:tcPr>
+            <w:tcW w:type="dxa" w:w="2351"/>
+          </w:tcPr>
+          <w:p>
+            <w:r/>
+            <w:r>
+              <w:rPr>
+                <w:rFonts w:ascii="Microsoft JhengHei" w:hAnsi="Microsoft JhengHei" w:eastAsia="Microsoft JhengHei"/>
+                <w:b w:val="0"/>
+                <w:sz w:val="21"/>
+              </w:rPr>
+              <w:t>移除定價區塊與試用版，入口頁改放學習攻略與考試週倒數</w:t>
+            </w:r>
+          </w:p>
+        </w:tc>
+        <w:tc>
+          <w:tcPr>
+            <w:tcW w:type="dxa" w:w="2351"/>
+          </w:tcPr>
+          <w:p>
+            <w:r/>
+            <w:r>
+              <w:rPr>
+                <w:rFonts w:ascii="Microsoft JhengHei" w:hAnsi="Microsoft JhengHei" w:eastAsia="Microsoft JhengHei"/>
+                <w:b w:val="0"/>
+                <w:sz w:val="21"/>
+              </w:rPr>
+              <w:t>定案：免費分享給全班</w:t>
             </w:r>
           </w:p>
         </w:tc>
@@ -2096,7 +2397,7 @@
           <w:b w:val="0"/>
           <w:sz w:val="24"/>
         </w:rPr>
-        <w:t>四科的題庫規模如下，數字是 AI 直接讀取題庫 JSON 統計出來的，不是人工數的：</w:t>
+        <w:t>四科的題庫規模如下（目前最新版本），數字是 AI 直接讀取題庫 JSON 統計出來的，不是人工數的：</w:t>
       </w:r>
     </w:p>
     <w:tbl>
@@ -2227,7 +2528,7 @@
                 <w:b w:val="0"/>
                 <w:sz w:val="21"/>
               </w:rPr>
-              <w:t>910</w:t>
+              <w:t>984</w:t>
             </w:r>
           </w:p>
         </w:tc>
@@ -2243,7 +2544,7 @@
                 <w:b w:val="0"/>
                 <w:sz w:val="21"/>
               </w:rPr>
-              <w:t>單選 427、是非 286、申論 197（相同題目只算一題）</w:t>
+              <w:t>單選 430、是非 304、申論 250</w:t>
             </w:r>
           </w:p>
         </w:tc>
@@ -2293,7 +2594,7 @@
                 <w:b w:val="0"/>
                 <w:sz w:val="21"/>
               </w:rPr>
-              <w:t>200</w:t>
+              <w:t>266</w:t>
             </w:r>
           </w:p>
         </w:tc>
@@ -2309,7 +2610,7 @@
                 <w:b w:val="0"/>
                 <w:sz w:val="21"/>
               </w:rPr>
-              <w:t>單字 78、閱讀 74、聽力 48</w:t>
+              <w:t>單字 107、閱讀 74、聽力 85</w:t>
             </w:r>
           </w:p>
         </w:tc>
@@ -2490,7 +2791,7 @@
                 <w:b w:val="0"/>
                 <w:sz w:val="21"/>
               </w:rPr>
-              <w:t>1,441</w:t>
+              <w:t>1,581</w:t>
             </w:r>
           </w:p>
         </w:tc>
@@ -2513,13 +2814,66 @@
     </w:tbl>
     <w:p/>
     <w:p>
+      <w:pPr>
+        <w:jc w:val="center"/>
+      </w:pPr>
+      <w:r>
+        <w:drawing>
+          <wp:inline xmlns:a="http://schemas.openxmlformats.org/drawingml/2006/main" xmlns:pic="http://schemas.openxmlformats.org/drawingml/2006/picture">
+            <wp:extent cx="5400000" cy="3206250"/>
+            <wp:docPr id="4" name="Picture 4"/>
+            <wp:cNvGraphicFramePr>
+              <a:graphicFrameLocks noChangeAspect="1"/>
+            </wp:cNvGraphicFramePr>
+            <a:graphic>
+              <a:graphicData uri="http://schemas.openxmlformats.org/drawingml/2006/picture">
+                <pic:pic>
+                  <pic:nvPicPr>
+                    <pic:cNvPr id="0" name="05_題庫規模.png"/>
+                    <pic:cNvPicPr/>
+                  </pic:nvPicPr>
+                  <pic:blipFill>
+                    <a:blip r:embed="rId12"/>
+                    <a:stretch>
+                      <a:fillRect/>
+                    </a:stretch>
+                  </pic:blipFill>
+                  <pic:spPr>
+                    <a:xfrm>
+                      <a:off x="0" y="0"/>
+                      <a:ext cx="5400000" cy="3206250"/>
+                    </a:xfrm>
+                    <a:prstGeom prst="rect"/>
+                  </pic:spPr>
+                </pic:pic>
+              </a:graphicData>
+            </a:graphic>
+          </wp:inline>
+        </w:drawing>
+      </w:r>
+    </w:p>
+    <w:p>
+      <w:pPr>
+        <w:jc w:val="center"/>
+      </w:pPr>
+      <w:r>
+        <w:rPr>
+          <w:rFonts w:ascii="Microsoft JhengHei" w:hAnsi="Microsoft JhengHei" w:eastAsia="Microsoft JhengHei"/>
+          <w:b w:val="0"/>
+          <w:color w:val="666666"/>
+          <w:sz w:val="20"/>
+        </w:rPr>
+        <w:t>圖 4　網站上的題庫規模圖（實際畫面）</w:t>
+      </w:r>
+    </w:p>
+    <w:p>
       <w:r>
         <w:rPr>
           <w:rFonts w:ascii="Microsoft JhengHei" w:hAnsi="Microsoft JhengHei" w:eastAsia="Microsoft JhengHei"/>
           <w:b w:val="0"/>
           <w:sz w:val="24"/>
         </w:rPr>
-        <w:t>試用版不是手工挑題，而是寫了一個 Python 腳本從完整題庫自動抽題。它在每一章裡「平均分散」地取題，讓試用題涵蓋每一章；經濟學只從課本的即席測驗抽，老師題庫一題都不放出來，保留付費內容的價值：</w:t>
+        <w:t>（以下是付費時期的設計，現在已經改成免費，但這段程式仍是很好的練習。）當時的試用版不是手工挑題，而是寫了一個 Python 腳本從完整題庫自動抽題。它在每一章裡「平均分散」地取題，讓試用題涵蓋每一章；經濟學只從課本的即席測驗抽，老師題庫一題都不放出來，保留付費內容的價值：</w:t>
       </w:r>
     </w:p>
     <w:tbl>
@@ -2822,7 +3176,7 @@
           <w:b w:val="0"/>
           <w:sz w:val="24"/>
         </w:rPr>
-        <w:t>網站放在公開連結上，任何人都能下載整個網頁原始碼，所以「把密碼寫在程式裡比對」是無效的。解法是信封加密（envelope encryption）：題庫先用一把隨機金鑰加密，再用每位買家的解鎖碼各自把這把金鑰「裝進信封」。頁面裡只有密文，沒有名字、也沒有任何一組明碼。</w:t>
+        <w:t>網站放在公開連結上，任何人都能下載整個網頁原始碼，所以「把密碼寫在程式裡比對」是無效的。解法是信封加密（envelope encryption）：題庫先用一把隨機金鑰加密，再用每位使用者的解鎖碼各自把這把金鑰「裝進信封」。頁面裡只有密文，沒有名字、也沒有任何一組明碼。</w:t>
       </w:r>
     </w:p>
     <w:p>
@@ -2936,7 +3290,7 @@
                 <w:rFonts w:ascii="Consolas" w:hAnsi="Consolas" w:eastAsia="Microsoft JhengHei"/>
                 <w:sz w:val="18"/>
               </w:rPr>
-              <w:t xml:space="preserve">          K ──(買家 A 的解鎖碼推導出 W_A)──▶ 信封 A</w:t>
+              <w:t xml:space="preserve">          K ──(使用者 A 的解鎖碼推導出 W_A)──▶ 信封 A</w:t>
             </w:r>
           </w:p>
           <w:p>
@@ -2948,7 +3302,7 @@
                 <w:rFonts w:ascii="Consolas" w:hAnsi="Consolas" w:eastAsia="Microsoft JhengHei"/>
                 <w:sz w:val="18"/>
               </w:rPr>
-              <w:t xml:space="preserve">          K ──(買家 B 的解鎖碼推導出 W_B)──▶ 信封 B</w:t>
+              <w:t xml:space="preserve">          K ──(使用者 B 的解鎖碼推導出 W_B)──▶ 信封 B</w:t>
             </w:r>
           </w:p>
           <w:p>
@@ -2974,7 +3328,7 @@
           <w:b w:val="0"/>
           <w:sz w:val="24"/>
         </w:rPr>
-        <w:t>同一把隨機金鑰 K 既用來加密題庫，又被每位買家的解鎖碼各自包進一個信封。停用某人，只要重新建置時不再做他的信封。</w:t>
+        <w:t>同一把隨機金鑰 K 既用來加密題庫，又被每位使用者的解鎖碼各自包進一個信封。停用某人，只要重新建置時不再做他的信封。</w:t>
       </w:r>
     </w:p>
     <w:p>
@@ -3017,7 +3371,7 @@
                 <w:rFonts w:ascii="Microsoft JhengHei" w:hAnsi="Microsoft JhengHei" w:eastAsia="Microsoft JhengHei"/>
                 <w:sz w:val="22"/>
               </w:rPr>
-              <w:t>：可以想像題庫被鎖在一個保險箱裡，保險箱的鑰匙叫 K。K 再被放進很多個小信封，每位買家一個，只有他的解鎖碼打得開自己的那個信封。PBKDF2 就是把解鎖碼加上一串系統專用的隨機資料（稱為 salt，鹽），一起「攪拌」15 萬次，變成開信封用的鑰匙 W。故意攪這麼多次，是為了讓想用電腦亂猜密碼的人每猜一次都要多花時間；但這只能拖慢，不能讓太簡單的密碼變得猜不到，所以賣出去的碼都用隨機產生的英數碼。</w:t>
+              <w:t>：可以想像題庫被鎖在一個保險箱裡，保險箱的鑰匙叫 K。K 再被放進很多個小信封，每位使用者一個，只有他的解鎖碼打得開自己的那個信封。PBKDF2 就是把解鎖碼加上一串系統專用的隨機資料（稱為 salt，鹽），一起「攪拌」15 萬次，變成開信封用的鑰匙 W。故意攪這麼多次，是為了讓想用電腦亂猜密碼的人每猜一次都要多花時間；但這只能拖慢，不能讓太簡單的密碼變得猜不到，所以發出去的碼都用隨機產生的英數碼。</w:t>
             </w:r>
           </w:p>
         </w:tc>
@@ -3249,7 +3603,7 @@
                 <w:rFonts w:ascii="Consolas" w:hAnsi="Consolas" w:eastAsia="Microsoft JhengHei"/>
                 <w:sz w:val="18"/>
               </w:rPr>
-              <w:t>// 每位有效買家一個信封</w:t>
+              <w:t>// 每位有效使用者一個信封</w:t>
             </w:r>
           </w:p>
           <w:p>
@@ -3346,7 +3700,7 @@
                 <w:rFonts w:ascii="Microsoft JhengHei" w:hAnsi="Microsoft JhengHei" w:eastAsia="Microsoft JhengHei"/>
                 <w:sz w:val="22"/>
               </w:rPr>
-              <w:t>：這段程式分成三塊。第一塊 derive 把解鎖碼變成「開信封的鑰匙」和「信封編號」；第二塊隨機產生保險箱鑰匙 K，把題庫鎖起來；第三塊幫每位還有效的買家各做一個信封，把 K 裝進去。被停用的人，就不會有信封。</w:t>
+              <w:t>：這段程式分成三塊。第一塊 derive 把解鎖碼變成「開信封的鑰匙」和「信封編號」；第二塊隨機產生保險箱鑰匙 K，把題庫鎖起來；第三塊幫每位還有效的使用者各做一個信封，把 K 裝進去。被停用的人，就不會有信封。</w:t>
             </w:r>
           </w:p>
         </w:tc>
@@ -3360,7 +3714,7 @@
           <w:b w:val="0"/>
           <w:sz w:val="24"/>
         </w:rPr>
-        <w:t>管理買家只需要一行指令，每次執行都會重新產生四科；只要這台 Mac 有開 iCloud 雲碟，名單也會自動備份過去：</w:t>
+        <w:t>管理使用者只需要一行指令，每次執行都會重新產生四科；只要這台 Mac 有開 iCloud 雲碟，名單也會自動備份過去：</w:t>
       </w:r>
     </w:p>
     <w:tbl>
@@ -3388,7 +3742,7 @@
                 <w:rFonts w:ascii="Consolas" w:hAnsi="Consolas" w:eastAsia="Microsoft JhengHei"/>
                 <w:sz w:val="18"/>
               </w:rPr>
-              <w:t>node tools/lock.mjs add 王小明 econ,acc      # 新增買家，產生隨機解鎖碼</w:t>
+              <w:t>node tools/lock.mjs add 王小明 econ,acc      # 新增使用者，產生隨機解鎖碼</w:t>
             </w:r>
           </w:p>
           <w:p>
@@ -3566,7 +3920,7 @@
                 <w:b w:val="0"/>
                 <w:sz w:val="21"/>
               </w:rPr>
-              <w:t>8 位純數字的店主密碼可被顯示卡離線暴力破解</w:t>
+              <w:t>8 位純數字的管理者密碼可被顯示卡離線暴力破解</w:t>
             </w:r>
           </w:p>
         </w:tc>
@@ -3582,7 +3936,7 @@
                 <w:b w:val="0"/>
                 <w:sz w:val="21"/>
               </w:rPr>
-              <w:t>保留我的選擇，寫入風險提醒；買家碼一律用隨機英數碼</w:t>
+              <w:t>保留我的選擇，寫入風險提醒；使用者碼一律用隨機英數碼</w:t>
             </w:r>
           </w:p>
         </w:tc>
@@ -4119,7 +4473,7 @@
         <w:rPr>
           <w:rFonts w:ascii="Microsoft JhengHei" w:hAnsi="Microsoft JhengHei" w:eastAsia="Microsoft JhengHei"/>
         </w:rPr>
-        <w:t>九、商業模式與銷售流程</w:t>
+        <w:t>九、從付費到免費：分享模式與班級學習攻略</w:t>
       </w:r>
     </w:p>
     <w:p>
@@ -4129,234 +4483,7 @@
           <w:b w:val="0"/>
           <w:sz w:val="24"/>
         </w:rPr>
-        <w:t>定價採「一學期使用權」，單科 99 元、經濟學 199 元、四科全包 349 元。經濟學較貴，因為題數是其他科的五到八倍，而且有老師專區與長姊題庫；全包價約等於六杯手搖飲，學生容易下手。</w:t>
-      </w:r>
-    </w:p>
-    <w:tbl>
-      <w:tblPr>
-        <w:tblStyle w:val="TableGrid"/>
-        <w:tblW w:type="auto" w:w="0"/>
-        <w:jc w:val="center"/>
-        <w:tblLook w:firstColumn="1" w:firstRow="1" w:lastColumn="0" w:lastRow="0" w:noHBand="0" w:noVBand="1" w:val="04A0"/>
-      </w:tblPr>
-      <w:tblGrid>
-        <w:gridCol w:w="3135"/>
-        <w:gridCol w:w="3135"/>
-        <w:gridCol w:w="3135"/>
-      </w:tblGrid>
-      <w:tr>
-        <w:tc>
-          <w:tcPr>
-            <w:tcW w:type="dxa" w:w="3135"/>
-            <w:shd w:val="clear" w:fill="E7E6E6"/>
-          </w:tcPr>
-          <w:p>
-            <w:r/>
-            <w:r>
-              <w:rPr>
-                <w:rFonts w:ascii="Microsoft JhengHei" w:hAnsi="Microsoft JhengHei" w:eastAsia="Microsoft JhengHei"/>
-                <w:b/>
-                <w:sz w:val="21"/>
-              </w:rPr>
-              <w:t>方案</w:t>
-            </w:r>
-          </w:p>
-        </w:tc>
-        <w:tc>
-          <w:tcPr>
-            <w:tcW w:type="dxa" w:w="3135"/>
-            <w:shd w:val="clear" w:fill="E7E6E6"/>
-          </w:tcPr>
-          <w:p>
-            <w:r/>
-            <w:r>
-              <w:rPr>
-                <w:rFonts w:ascii="Microsoft JhengHei" w:hAnsi="Microsoft JhengHei" w:eastAsia="Microsoft JhengHei"/>
-                <w:b/>
-                <w:sz w:val="21"/>
-              </w:rPr>
-              <w:t>價格</w:t>
-            </w:r>
-          </w:p>
-        </w:tc>
-        <w:tc>
-          <w:tcPr>
-            <w:tcW w:type="dxa" w:w="3135"/>
-            <w:shd w:val="clear" w:fill="E7E6E6"/>
-          </w:tcPr>
-          <w:p>
-            <w:r/>
-            <w:r>
-              <w:rPr>
-                <w:rFonts w:ascii="Microsoft JhengHei" w:hAnsi="Microsoft JhengHei" w:eastAsia="Microsoft JhengHei"/>
-                <w:b/>
-                <w:sz w:val="21"/>
-              </w:rPr>
-              <w:t>內容</w:t>
-            </w:r>
-          </w:p>
-        </w:tc>
-      </w:tr>
-      <w:tr>
-        <w:tc>
-          <w:tcPr>
-            <w:tcW w:type="dxa" w:w="3135"/>
-          </w:tcPr>
-          <w:p>
-            <w:r/>
-            <w:r>
-              <w:rPr>
-                <w:rFonts w:ascii="Microsoft JhengHei" w:hAnsi="Microsoft JhengHei" w:eastAsia="Microsoft JhengHei"/>
-                <w:b w:val="0"/>
-                <w:sz w:val="21"/>
-              </w:rPr>
-              <w:t>會計 / 財務數學 / 英文</w:t>
-            </w:r>
-          </w:p>
-        </w:tc>
-        <w:tc>
-          <w:tcPr>
-            <w:tcW w:type="dxa" w:w="3135"/>
-          </w:tcPr>
-          <w:p>
-            <w:r/>
-            <w:r>
-              <w:rPr>
-                <w:rFonts w:ascii="Microsoft JhengHei" w:hAnsi="Microsoft JhengHei" w:eastAsia="Microsoft JhengHei"/>
-                <w:b w:val="0"/>
-                <w:sz w:val="21"/>
-              </w:rPr>
-              <w:t>各 99 元</w:t>
-            </w:r>
-          </w:p>
-        </w:tc>
-        <w:tc>
-          <w:tcPr>
-            <w:tcW w:type="dxa" w:w="3135"/>
-          </w:tcPr>
-          <w:p>
-            <w:r/>
-            <w:r>
-              <w:rPr>
-                <w:rFonts w:ascii="Microsoft JhengHei" w:hAnsi="Microsoft JhengHei" w:eastAsia="Microsoft JhengHei"/>
-                <w:b w:val="0"/>
-                <w:sz w:val="21"/>
-              </w:rPr>
-              <w:t>單科完整題庫與功能</w:t>
-            </w:r>
-          </w:p>
-        </w:tc>
-      </w:tr>
-      <w:tr>
-        <w:tc>
-          <w:tcPr>
-            <w:tcW w:type="dxa" w:w="3135"/>
-          </w:tcPr>
-          <w:p>
-            <w:r/>
-            <w:r>
-              <w:rPr>
-                <w:rFonts w:ascii="Microsoft JhengHei" w:hAnsi="Microsoft JhengHei" w:eastAsia="Microsoft JhengHei"/>
-                <w:b w:val="0"/>
-                <w:sz w:val="21"/>
-              </w:rPr>
-              <w:t>經濟學</w:t>
-            </w:r>
-          </w:p>
-        </w:tc>
-        <w:tc>
-          <w:tcPr>
-            <w:tcW w:type="dxa" w:w="3135"/>
-          </w:tcPr>
-          <w:p>
-            <w:r/>
-            <w:r>
-              <w:rPr>
-                <w:rFonts w:ascii="Microsoft JhengHei" w:hAnsi="Microsoft JhengHei" w:eastAsia="Microsoft JhengHei"/>
-                <w:b w:val="0"/>
-                <w:sz w:val="21"/>
-              </w:rPr>
-              <w:t>199 元</w:t>
-            </w:r>
-          </w:p>
-        </w:tc>
-        <w:tc>
-          <w:tcPr>
-            <w:tcW w:type="dxa" w:w="3135"/>
-          </w:tcPr>
-          <w:p>
-            <w:r/>
-            <w:r>
-              <w:rPr>
-                <w:rFonts w:ascii="Microsoft JhengHei" w:hAnsi="Microsoft JhengHei" w:eastAsia="Microsoft JhengHei"/>
-                <w:b w:val="0"/>
-                <w:sz w:val="21"/>
-              </w:rPr>
-              <w:t>910 題，含老師專區與長姊題庫</w:t>
-            </w:r>
-          </w:p>
-        </w:tc>
-      </w:tr>
-      <w:tr>
-        <w:tc>
-          <w:tcPr>
-            <w:tcW w:type="dxa" w:w="3135"/>
-          </w:tcPr>
-          <w:p>
-            <w:r/>
-            <w:r>
-              <w:rPr>
-                <w:rFonts w:ascii="Microsoft JhengHei" w:hAnsi="Microsoft JhengHei" w:eastAsia="Microsoft JhengHei"/>
-                <w:b w:val="0"/>
-                <w:sz w:val="21"/>
-              </w:rPr>
-              <w:t>四科全包</w:t>
-            </w:r>
-          </w:p>
-        </w:tc>
-        <w:tc>
-          <w:tcPr>
-            <w:tcW w:type="dxa" w:w="3135"/>
-          </w:tcPr>
-          <w:p>
-            <w:r/>
-            <w:r>
-              <w:rPr>
-                <w:rFonts w:ascii="Microsoft JhengHei" w:hAnsi="Microsoft JhengHei" w:eastAsia="Microsoft JhengHei"/>
-                <w:b w:val="0"/>
-                <w:sz w:val="21"/>
-              </w:rPr>
-              <w:t>349 元</w:t>
-            </w:r>
-          </w:p>
-        </w:tc>
-        <w:tc>
-          <w:tcPr>
-            <w:tcW w:type="dxa" w:w="3135"/>
-          </w:tcPr>
-          <w:p>
-            <w:r/>
-            <w:r>
-              <w:rPr>
-                <w:rFonts w:ascii="Microsoft JhengHei" w:hAnsi="Microsoft JhengHei" w:eastAsia="Microsoft JhengHei"/>
-                <w:b w:val="0"/>
-                <w:sz w:val="21"/>
-              </w:rPr>
-              <w:t>單買合計 496 元，省 147 元</w:t>
-            </w:r>
-          </w:p>
-        </w:tc>
-      </w:tr>
-    </w:tbl>
-    <w:p/>
-    <w:p>
-      <w:r>
-        <w:rPr>
-          <w:rFonts w:ascii="Microsoft JhengHei" w:hAnsi="Microsoft JhengHei" w:eastAsia="Microsoft JhengHei"/>
-          <w:b w:val="0"/>
-          <w:sz w:val="24"/>
-        </w:rPr>
-        <w:t>當我要 AI 設計商業模式時，它提到了幾個我自己沒想到的實務問題：</w:t>
+        <w:t>一開始我請 AI 設計商業模式，它提出單科 99 元、經濟學 199 元、四科全包 349 元的定價，也提醒我七天鑑賞期、對帳方式、使用專用 IG 帳號等實務問題。但做完之後我重新思考，最後決定把付費拿掉，讓大家免費使用，原因有三個：</w:t>
       </w:r>
     </w:p>
     <w:p>
@@ -4368,13 +4495,13 @@
           <w:rFonts w:ascii="Microsoft JhengHei" w:hAnsi="Microsoft JhengHei" w:eastAsia="Microsoft JhengHei"/>
           <w:b/>
         </w:rPr>
-        <w:t>免費試用</w:t>
+        <w:t>著作權</w:t>
       </w:r>
       <w:r>
         <w:rPr>
           <w:rFonts w:ascii="Microsoft JhengHei" w:hAnsi="Microsoft JhengHei" w:eastAsia="Microsoft JhengHei"/>
         </w:rPr>
-        <w:t>：先讓同學做 12 題、看到解析品質，再決定要不要買。</w:t>
+        <w:t>：經濟學題庫大部分來自老師題庫與學長姊的資料，拿來收費需要老師同意；免費分享給同學練習，比較符合這些資料原本的用途。</w:t>
       </w:r>
     </w:p>
     <w:p>
@@ -4386,13 +4513,13 @@
           <w:rFonts w:ascii="Microsoft JhengHei" w:hAnsi="Microsoft JhengHei" w:eastAsia="Microsoft JhengHei"/>
           <w:b/>
         </w:rPr>
-        <w:t>退款規則</w:t>
+        <w:t>同學之間的關係</w:t>
       </w:r>
       <w:r>
         <w:rPr>
           <w:rFonts w:ascii="Microsoft JhengHei" w:hAnsi="Microsoft JhengHei" w:eastAsia="Microsoft JhengHei"/>
         </w:rPr>
-        <w:t>：台灣通訊交易原則上有七天鑑賞期，數位內容要事先告知、並取得買家明確同意，才可能排除。所以付款前要清楚寫出使用內容、期限與退款方式，並請買家確認同意；即使如此，內容有錯等問題仍要負責處理。</w:t>
+        <w:t>：收費會讓我和同學之間變成「賣家和買家」。我更希望大家是一起準備考試的夥伴，有問題可以互相提醒。</w:t>
       </w:r>
     </w:p>
     <w:p>
@@ -4404,13 +4531,212 @@
           <w:rFonts w:ascii="Microsoft JhengHei" w:hAnsi="Microsoft JhengHei" w:eastAsia="Microsoft JhengHei"/>
           <w:b/>
         </w:rPr>
-        <w:t>聯絡管道</w:t>
+        <w:t>我真正想要的回饋</w:t>
       </w:r>
       <w:r>
         <w:rPr>
           <w:rFonts w:ascii="Microsoft JhengHei" w:hAnsi="Microsoft JhengHei" w:eastAsia="Microsoft JhengHei"/>
         </w:rPr>
-        <w:t>：使用專用的 IG 帳號「大一刷題網站」，不用個人帳號。</w:t>
+        <w:t>：比起賺錢，我更想知道這個工具對大家有沒有用，以及哪裡需要改進。</w:t>
+      </w:r>
+    </w:p>
+    <w:p>
+      <w:r>
+        <w:rPr>
+          <w:rFonts w:ascii="Microsoft JhengHei" w:hAnsi="Microsoft JhengHei" w:eastAsia="Microsoft JhengHei"/>
+          <w:b w:val="0"/>
+          <w:sz w:val="24"/>
+        </w:rPr>
+        <w:t>原本的解鎖碼機制保留下來，但改成免費發放：同學私訊 IG 就能拿到解鎖碼。這樣做的好處是我可以知道有誰在使用，老師題庫也不會被直接公開到網路上。</w:t>
+      </w:r>
+    </w:p>
+    <w:p>
+      <w:pPr>
+        <w:jc w:val="center"/>
+      </w:pPr>
+      <w:r>
+        <w:drawing>
+          <wp:inline xmlns:a="http://schemas.openxmlformats.org/drawingml/2006/main" xmlns:pic="http://schemas.openxmlformats.org/drawingml/2006/picture">
+            <wp:extent cx="2160000" cy="4674461"/>
+            <wp:docPr id="5" name="Picture 5"/>
+            <wp:cNvGraphicFramePr>
+              <a:graphicFrameLocks noChangeAspect="1"/>
+            </wp:cNvGraphicFramePr>
+            <a:graphic>
+              <a:graphicData uri="http://schemas.openxmlformats.org/drawingml/2006/picture">
+                <pic:pic>
+                  <pic:nvPicPr>
+                    <pic:cNvPr id="0" name="08_經濟學刷題_解鎖畫面.png"/>
+                    <pic:cNvPicPr/>
+                  </pic:nvPicPr>
+                  <pic:blipFill>
+                    <a:blip r:embed="rId13"/>
+                    <a:stretch>
+                      <a:fillRect/>
+                    </a:stretch>
+                  </pic:blipFill>
+                  <pic:spPr>
+                    <a:xfrm>
+                      <a:off x="0" y="0"/>
+                      <a:ext cx="2160000" cy="4674461"/>
+                    </a:xfrm>
+                    <a:prstGeom prst="rect"/>
+                  </pic:spPr>
+                </pic:pic>
+              </a:graphicData>
+            </a:graphic>
+          </wp:inline>
+        </w:drawing>
+      </w:r>
+    </w:p>
+    <w:p>
+      <w:pPr>
+        <w:jc w:val="center"/>
+      </w:pPr>
+      <w:r>
+        <w:rPr>
+          <w:rFonts w:ascii="Microsoft JhengHei" w:hAnsi="Microsoft JhengHei" w:eastAsia="Microsoft JhengHei"/>
+          <w:b w:val="0"/>
+          <w:color w:val="666666"/>
+          <w:sz w:val="20"/>
+        </w:rPr>
+        <w:t>圖 5　刷題頁的解鎖畫面（免費索取解鎖碼）</w:t>
+      </w:r>
+    </w:p>
+    <w:p>
+      <w:r>
+        <w:rPr>
+          <w:rFonts w:ascii="Microsoft JhengHei" w:hAnsi="Microsoft JhengHei" w:eastAsia="Microsoft JhengHei"/>
+          <w:b w:val="0"/>
+          <w:sz w:val="24"/>
+        </w:rPr>
+        <w:t>拿掉付費後，我把入口頁空出來的位置換成兩個對大家更有用的東西：各科學習攻略，以及這學期的考試週倒數。</w:t>
+      </w:r>
+    </w:p>
+    <w:p>
+      <w:pPr>
+        <w:jc w:val="center"/>
+      </w:pPr>
+      <w:r>
+        <w:drawing>
+          <wp:inline xmlns:a="http://schemas.openxmlformats.org/drawingml/2006/main" xmlns:pic="http://schemas.openxmlformats.org/drawingml/2006/picture">
+            <wp:extent cx="5400000" cy="3206250"/>
+            <wp:docPr id="6" name="Picture 6"/>
+            <wp:cNvGraphicFramePr>
+              <a:graphicFrameLocks noChangeAspect="1"/>
+            </wp:cNvGraphicFramePr>
+            <a:graphic>
+              <a:graphicData uri="http://schemas.openxmlformats.org/drawingml/2006/picture">
+                <pic:pic>
+                  <pic:nvPicPr>
+                    <pic:cNvPr id="0" name="03_學習攻略.png"/>
+                    <pic:cNvPicPr/>
+                  </pic:nvPicPr>
+                  <pic:blipFill>
+                    <a:blip r:embed="rId14"/>
+                    <a:stretch>
+                      <a:fillRect/>
+                    </a:stretch>
+                  </pic:blipFill>
+                  <pic:spPr>
+                    <a:xfrm>
+                      <a:off x="0" y="0"/>
+                      <a:ext cx="5400000" cy="3206250"/>
+                    </a:xfrm>
+                    <a:prstGeom prst="rect"/>
+                  </pic:spPr>
+                </pic:pic>
+              </a:graphicData>
+            </a:graphic>
+          </wp:inline>
+        </w:drawing>
+      </w:r>
+    </w:p>
+    <w:p>
+      <w:pPr>
+        <w:jc w:val="center"/>
+      </w:pPr>
+      <w:r>
+        <w:rPr>
+          <w:rFonts w:ascii="Microsoft JhengHei" w:hAnsi="Microsoft JhengHei" w:eastAsia="Microsoft JhengHei"/>
+          <w:b w:val="0"/>
+          <w:color w:val="666666"/>
+          <w:sz w:val="20"/>
+        </w:rPr>
+        <w:t>圖 6　四科學習攻略（實際畫面）</w:t>
+      </w:r>
+    </w:p>
+    <w:p>
+      <w:pPr>
+        <w:jc w:val="center"/>
+      </w:pPr>
+      <w:r>
+        <w:drawing>
+          <wp:inline xmlns:a="http://schemas.openxmlformats.org/drawingml/2006/main" xmlns:pic="http://schemas.openxmlformats.org/drawingml/2006/picture">
+            <wp:extent cx="5400000" cy="3206250"/>
+            <wp:docPr id="7" name="Picture 7"/>
+            <wp:cNvGraphicFramePr>
+              <a:graphicFrameLocks noChangeAspect="1"/>
+            </wp:cNvGraphicFramePr>
+            <a:graphic>
+              <a:graphicData uri="http://schemas.openxmlformats.org/drawingml/2006/picture">
+                <pic:pic>
+                  <pic:nvPicPr>
+                    <pic:cNvPr id="0" name="04_考試週倒數.png"/>
+                    <pic:cNvPicPr/>
+                  </pic:nvPicPr>
+                  <pic:blipFill>
+                    <a:blip r:embed="rId15"/>
+                    <a:stretch>
+                      <a:fillRect/>
+                    </a:stretch>
+                  </pic:blipFill>
+                  <pic:spPr>
+                    <a:xfrm>
+                      <a:off x="0" y="0"/>
+                      <a:ext cx="5400000" cy="3206250"/>
+                    </a:xfrm>
+                    <a:prstGeom prst="rect"/>
+                  </pic:spPr>
+                </pic:pic>
+              </a:graphicData>
+            </a:graphic>
+          </wp:inline>
+        </w:drawing>
+      </w:r>
+    </w:p>
+    <w:p>
+      <w:pPr>
+        <w:jc w:val="center"/>
+      </w:pPr>
+      <w:r>
+        <w:rPr>
+          <w:rFonts w:ascii="Microsoft JhengHei" w:hAnsi="Microsoft JhengHei" w:eastAsia="Microsoft JhengHei"/>
+          <w:b w:val="0"/>
+          <w:color w:val="666666"/>
+          <w:sz w:val="20"/>
+        </w:rPr>
+        <w:t>圖 7　考試週倒數，自動計算還剩幾天（實際畫面）</w:t>
+      </w:r>
+    </w:p>
+    <w:p>
+      <w:r>
+        <w:rPr>
+          <w:rFonts w:ascii="Microsoft JhengHei" w:hAnsi="Microsoft JhengHei" w:eastAsia="Microsoft JhengHei"/>
+          <w:b/>
+          <w:sz w:val="24"/>
+        </w:rPr>
+        <w:t>班級共用的「財金一丙 學習攻略」</w:t>
+      </w:r>
+    </w:p>
+    <w:p>
+      <w:r>
+        <w:rPr>
+          <w:rFonts w:ascii="Microsoft JhengHei" w:hAnsi="Microsoft JhengHei" w:eastAsia="Microsoft JhengHei"/>
+          <w:b w:val="0"/>
+          <w:sz w:val="24"/>
+        </w:rPr>
+        <w:t>除了刷題，我還用 AI 做了一個全班共用的學習攻略頁面。它像一個線上的班級公布欄：</w:t>
       </w:r>
     </w:p>
     <w:p>
@@ -4422,13 +4748,138 @@
           <w:rFonts w:ascii="Microsoft JhengHei" w:hAnsi="Microsoft JhengHei" w:eastAsia="Microsoft JhengHei"/>
           <w:b/>
         </w:rPr>
-        <w:t>對帳方式</w:t>
+        <w:t>輸入名字就能進入</w:t>
       </w:r>
       <w:r>
         <w:rPr>
           <w:rFonts w:ascii="Microsoft JhengHei" w:hAnsi="Microsoft JhengHei" w:eastAsia="Microsoft JhengHei"/>
         </w:rPr>
-        <w:t>：請買家回傳轉帳帳號末五碼。</w:t>
+        <w:t>：不用註冊帳號，頁面上方會顯示「誰正在瀏覽」，讓大家知道同學也在一起準備。</w:t>
+      </w:r>
+    </w:p>
+    <w:p>
+      <w:pPr>
+        <w:pStyle w:val="ListBullet"/>
+      </w:pPr>
+      <w:r>
+        <w:rPr>
+          <w:rFonts w:ascii="Microsoft JhengHei" w:hAnsi="Microsoft JhengHei" w:eastAsia="Microsoft JhengHei"/>
+          <w:b/>
+        </w:rPr>
+        <w:t>時程倒數</w:t>
+      </w:r>
+      <w:r>
+        <w:rPr>
+          <w:rFonts w:ascii="Microsoft JhengHei" w:hAnsi="Microsoft JhengHei" w:eastAsia="Microsoft JhengHei"/>
+        </w:rPr>
+        <w:t>：考試、作業、小考、報告依剩餘天數排序，3 天內標紅色、7 天內標黃色，也可以切換成月曆。</w:t>
+      </w:r>
+    </w:p>
+    <w:p>
+      <w:pPr>
+        <w:pStyle w:val="ListBullet"/>
+      </w:pPr>
+      <w:r>
+        <w:rPr>
+          <w:rFonts w:ascii="Microsoft JhengHei" w:hAnsi="Microsoft JhengHei" w:eastAsia="Microsoft JhengHei"/>
+          <w:b/>
+        </w:rPr>
+        <w:t>各科進度</w:t>
+      </w:r>
+      <w:r>
+        <w:rPr>
+          <w:rFonts w:ascii="Microsoft JhengHei" w:hAnsi="Microsoft JhengHei" w:eastAsia="Microsoft JhengHei"/>
+        </w:rPr>
+        <w:t>：每科這週和下週上什麼、怎麼算分、老師上課講過的重點。</w:t>
+      </w:r>
+    </w:p>
+    <w:p>
+      <w:pPr>
+        <w:pStyle w:val="ListBullet"/>
+      </w:pPr>
+      <w:r>
+        <w:rPr>
+          <w:rFonts w:ascii="Microsoft JhengHei" w:hAnsi="Microsoft JhengHei" w:eastAsia="Microsoft JhengHei"/>
+          <w:b/>
+        </w:rPr>
+        <w:t>分組報告</w:t>
+      </w:r>
+      <w:r>
+        <w:rPr>
+          <w:rFonts w:ascii="Microsoft JhengHei" w:hAnsi="Microsoft JhengHei" w:eastAsia="Microsoft JhengHei"/>
+        </w:rPr>
+        <w:t>：每份報告的分組、分工和繳交方式。</w:t>
+      </w:r>
+    </w:p>
+    <w:p>
+      <w:pPr>
+        <w:pStyle w:val="ListBullet"/>
+      </w:pPr>
+      <w:r>
+        <w:rPr>
+          <w:rFonts w:ascii="Microsoft JhengHei" w:hAnsi="Microsoft JhengHei" w:eastAsia="Microsoft JhengHei"/>
+          <w:b/>
+        </w:rPr>
+        <w:t>補充／回報</w:t>
+      </w:r>
+      <w:r>
+        <w:rPr>
+          <w:rFonts w:ascii="Microsoft JhengHei" w:hAnsi="Microsoft JhengHei" w:eastAsia="Microsoft JhengHei"/>
+        </w:rPr>
+        <w:t>：同學看到新消息或發現錯誤，可以直接在那一筆資料上留言，就像在群組裡傳一句話。每天早上 7 點由我和 AI 整理，確認沒問題就更新到網站上；有爭議的會先放進「待決定」清單。</w:t>
+      </w:r>
+    </w:p>
+    <w:p>
+      <w:pPr>
+        <w:jc w:val="center"/>
+      </w:pPr>
+      <w:r>
+        <w:drawing>
+          <wp:inline xmlns:a="http://schemas.openxmlformats.org/drawingml/2006/main" xmlns:pic="http://schemas.openxmlformats.org/drawingml/2006/picture">
+            <wp:extent cx="2160000" cy="4674461"/>
+            <wp:docPr id="8" name="Picture 8"/>
+            <wp:cNvGraphicFramePr>
+              <a:graphicFrameLocks noChangeAspect="1"/>
+            </wp:cNvGraphicFramePr>
+            <a:graphic>
+              <a:graphicData uri="http://schemas.openxmlformats.org/drawingml/2006/picture">
+                <pic:pic>
+                  <pic:nvPicPr>
+                    <pic:cNvPr id="0" name="07_班級學習攻略_登入.png"/>
+                    <pic:cNvPicPr/>
+                  </pic:nvPicPr>
+                  <pic:blipFill>
+                    <a:blip r:embed="rId16"/>
+                    <a:stretch>
+                      <a:fillRect/>
+                    </a:stretch>
+                  </pic:blipFill>
+                  <pic:spPr>
+                    <a:xfrm>
+                      <a:off x="0" y="0"/>
+                      <a:ext cx="2160000" cy="4674461"/>
+                    </a:xfrm>
+                    <a:prstGeom prst="rect"/>
+                  </pic:spPr>
+                </pic:pic>
+              </a:graphicData>
+            </a:graphic>
+          </wp:inline>
+        </w:drawing>
+      </w:r>
+    </w:p>
+    <w:p>
+      <w:pPr>
+        <w:jc w:val="center"/>
+      </w:pPr>
+      <w:r>
+        <w:rPr>
+          <w:rFonts w:ascii="Microsoft JhengHei" w:hAnsi="Microsoft JhengHei" w:eastAsia="Microsoft JhengHei"/>
+          <w:b w:val="0"/>
+          <w:color w:val="666666"/>
+          <w:sz w:val="20"/>
+        </w:rPr>
+        <w:t>圖 8　學習攻略的入口：輸入名字就能進入</w:t>
       </w:r>
     </w:p>
     <w:p>
@@ -4438,735 +4889,7 @@
           <w:b w:val="0"/>
           <w:sz w:val="24"/>
         </w:rPr>
-        <w:t>這是用來評估「值不值得做」的簡單試算（只是算術，不是預測）：</w:t>
-      </w:r>
-    </w:p>
-    <w:tbl>
-      <w:tblPr>
-        <w:tblStyle w:val="TableGrid"/>
-        <w:tblW w:type="auto" w:w="0"/>
-        <w:jc w:val="center"/>
-        <w:tblLook w:firstColumn="1" w:firstRow="1" w:lastColumn="0" w:lastRow="0" w:noHBand="0" w:noVBand="1" w:val="04A0"/>
-      </w:tblPr>
-      <w:tblGrid>
-        <w:gridCol w:w="4703"/>
-        <w:gridCol w:w="4703"/>
-      </w:tblGrid>
-      <w:tr>
-        <w:tc>
-          <w:tcPr>
-            <w:tcW w:type="dxa" w:w="4703"/>
-            <w:shd w:val="clear" w:fill="E7E6E6"/>
-          </w:tcPr>
-          <w:p>
-            <w:r/>
-            <w:r>
-              <w:rPr>
-                <w:rFonts w:ascii="Microsoft JhengHei" w:hAnsi="Microsoft JhengHei" w:eastAsia="Microsoft JhengHei"/>
-                <w:b/>
-                <w:sz w:val="21"/>
-              </w:rPr>
-              <w:t>購買全包人數</w:t>
-            </w:r>
-          </w:p>
-        </w:tc>
-        <w:tc>
-          <w:tcPr>
-            <w:tcW w:type="dxa" w:w="4703"/>
-            <w:shd w:val="clear" w:fill="E7E6E6"/>
-          </w:tcPr>
-          <w:p>
-            <w:r/>
-            <w:r>
-              <w:rPr>
-                <w:rFonts w:ascii="Microsoft JhengHei" w:hAnsi="Microsoft JhengHei" w:eastAsia="Microsoft JhengHei"/>
-                <w:b/>
-                <w:sz w:val="21"/>
-              </w:rPr>
-              <w:t>營收</w:t>
-            </w:r>
-          </w:p>
-        </w:tc>
-      </w:tr>
-      <w:tr>
-        <w:tc>
-          <w:tcPr>
-            <w:tcW w:type="dxa" w:w="4703"/>
-          </w:tcPr>
-          <w:p>
-            <w:r/>
-            <w:r>
-              <w:rPr>
-                <w:rFonts w:ascii="Microsoft JhengHei" w:hAnsi="Microsoft JhengHei" w:eastAsia="Microsoft JhengHei"/>
-                <w:b w:val="0"/>
-                <w:sz w:val="21"/>
-              </w:rPr>
-              <w:t>20 人</w:t>
-            </w:r>
-          </w:p>
-        </w:tc>
-        <w:tc>
-          <w:tcPr>
-            <w:tcW w:type="dxa" w:w="4703"/>
-          </w:tcPr>
-          <w:p>
-            <w:r/>
-            <w:r>
-              <w:rPr>
-                <w:rFonts w:ascii="Microsoft JhengHei" w:hAnsi="Microsoft JhengHei" w:eastAsia="Microsoft JhengHei"/>
-                <w:b w:val="0"/>
-                <w:sz w:val="21"/>
-              </w:rPr>
-              <w:t>6,980 元</w:t>
-            </w:r>
-          </w:p>
-        </w:tc>
-      </w:tr>
-      <w:tr>
-        <w:tc>
-          <w:tcPr>
-            <w:tcW w:type="dxa" w:w="4703"/>
-          </w:tcPr>
-          <w:p>
-            <w:r/>
-            <w:r>
-              <w:rPr>
-                <w:rFonts w:ascii="Microsoft JhengHei" w:hAnsi="Microsoft JhengHei" w:eastAsia="Microsoft JhengHei"/>
-                <w:b w:val="0"/>
-                <w:sz w:val="21"/>
-              </w:rPr>
-              <w:t>50 人</w:t>
-            </w:r>
-          </w:p>
-        </w:tc>
-        <w:tc>
-          <w:tcPr>
-            <w:tcW w:type="dxa" w:w="4703"/>
-          </w:tcPr>
-          <w:p>
-            <w:r/>
-            <w:r>
-              <w:rPr>
-                <w:rFonts w:ascii="Microsoft JhengHei" w:hAnsi="Microsoft JhengHei" w:eastAsia="Microsoft JhengHei"/>
-                <w:b w:val="0"/>
-                <w:sz w:val="21"/>
-              </w:rPr>
-              <w:t>17,450 元</w:t>
-            </w:r>
-          </w:p>
-        </w:tc>
-      </w:tr>
-      <w:tr>
-        <w:tc>
-          <w:tcPr>
-            <w:tcW w:type="dxa" w:w="4703"/>
-          </w:tcPr>
-          <w:p>
-            <w:r/>
-            <w:r>
-              <w:rPr>
-                <w:rFonts w:ascii="Microsoft JhengHei" w:hAnsi="Microsoft JhengHei" w:eastAsia="Microsoft JhengHei"/>
-                <w:b w:val="0"/>
-                <w:sz w:val="21"/>
-              </w:rPr>
-              <w:t>100 人</w:t>
-            </w:r>
-          </w:p>
-        </w:tc>
-        <w:tc>
-          <w:tcPr>
-            <w:tcW w:type="dxa" w:w="4703"/>
-          </w:tcPr>
-          <w:p>
-            <w:r/>
-            <w:r>
-              <w:rPr>
-                <w:rFonts w:ascii="Microsoft JhengHei" w:hAnsi="Microsoft JhengHei" w:eastAsia="Microsoft JhengHei"/>
-                <w:b w:val="0"/>
-                <w:sz w:val="21"/>
-              </w:rPr>
-              <w:t>34,900 元</w:t>
-            </w:r>
-          </w:p>
-        </w:tc>
-      </w:tr>
-    </w:tbl>
-    <w:p/>
-    <w:p>
-      <w:r>
-        <w:rPr>
-          <w:rFonts w:ascii="Microsoft JhengHei" w:hAnsi="Microsoft JhengHei" w:eastAsia="Microsoft JhengHei"/>
-          <w:b w:val="0"/>
-          <w:sz w:val="24"/>
-        </w:rPr>
-        <w:t>從同學試用到開始刷題，三個角色（同學、店主、AI）的分工如下。產生解鎖碼、重新發布、備份名單都交給 AI，店主只負責跟同學對話與確認收款：</w:t>
-      </w:r>
-    </w:p>
-    <w:tbl>
-      <w:tblPr>
-        <w:tblStyle w:val="TableGrid"/>
-        <w:tblW w:type="auto" w:w="0"/>
-        <w:jc w:val="center"/>
-        <w:tblLook w:firstColumn="1" w:firstRow="1" w:lastColumn="0" w:lastRow="0" w:noHBand="0" w:noVBand="1" w:val="04A0"/>
-      </w:tblPr>
-      <w:tblGrid>
-        <w:gridCol w:w="3135"/>
-        <w:gridCol w:w="3135"/>
-        <w:gridCol w:w="3135"/>
-      </w:tblGrid>
-      <w:tr>
-        <w:tc>
-          <w:tcPr>
-            <w:tcW w:type="dxa" w:w="3135"/>
-            <w:shd w:val="clear" w:fill="E7E6E6"/>
-          </w:tcPr>
-          <w:p>
-            <w:r/>
-            <w:r>
-              <w:rPr>
-                <w:rFonts w:ascii="Microsoft JhengHei" w:hAnsi="Microsoft JhengHei" w:eastAsia="Microsoft JhengHei"/>
-                <w:b/>
-                <w:sz w:val="21"/>
-              </w:rPr>
-              <w:t>步驟</w:t>
-            </w:r>
-          </w:p>
-        </w:tc>
-        <w:tc>
-          <w:tcPr>
-            <w:tcW w:type="dxa" w:w="3135"/>
-            <w:shd w:val="clear" w:fill="E7E6E6"/>
-          </w:tcPr>
-          <w:p>
-            <w:r/>
-            <w:r>
-              <w:rPr>
-                <w:rFonts w:ascii="Microsoft JhengHei" w:hAnsi="Microsoft JhengHei" w:eastAsia="Microsoft JhengHei"/>
-                <w:b/>
-                <w:sz w:val="21"/>
-              </w:rPr>
-              <w:t>角色</w:t>
-            </w:r>
-          </w:p>
-        </w:tc>
-        <w:tc>
-          <w:tcPr>
-            <w:tcW w:type="dxa" w:w="3135"/>
-            <w:shd w:val="clear" w:fill="E7E6E6"/>
-          </w:tcPr>
-          <w:p>
-            <w:r/>
-            <w:r>
-              <w:rPr>
-                <w:rFonts w:ascii="Microsoft JhengHei" w:hAnsi="Microsoft JhengHei" w:eastAsia="Microsoft JhengHei"/>
-                <w:b/>
-                <w:sz w:val="21"/>
-              </w:rPr>
-              <w:t>動作</w:t>
-            </w:r>
-          </w:p>
-        </w:tc>
-      </w:tr>
-      <w:tr>
-        <w:tc>
-          <w:tcPr>
-            <w:tcW w:type="dxa" w:w="3135"/>
-          </w:tcPr>
-          <w:p>
-            <w:r/>
-            <w:r>
-              <w:rPr>
-                <w:rFonts w:ascii="Microsoft JhengHei" w:hAnsi="Microsoft JhengHei" w:eastAsia="Microsoft JhengHei"/>
-                <w:b w:val="0"/>
-                <w:sz w:val="21"/>
-              </w:rPr>
-              <w:t>1</w:t>
-            </w:r>
-          </w:p>
-        </w:tc>
-        <w:tc>
-          <w:tcPr>
-            <w:tcW w:type="dxa" w:w="3135"/>
-          </w:tcPr>
-          <w:p>
-            <w:r/>
-            <w:r>
-              <w:rPr>
-                <w:rFonts w:ascii="Microsoft JhengHei" w:hAnsi="Microsoft JhengHei" w:eastAsia="Microsoft JhengHei"/>
-                <w:b w:val="0"/>
-                <w:sz w:val="21"/>
-              </w:rPr>
-              <w:t>同學</w:t>
-            </w:r>
-          </w:p>
-        </w:tc>
-        <w:tc>
-          <w:tcPr>
-            <w:tcW w:type="dxa" w:w="3135"/>
-          </w:tcPr>
-          <w:p>
-            <w:r/>
-            <w:r>
-              <w:rPr>
-                <w:rFonts w:ascii="Microsoft JhengHei" w:hAnsi="Microsoft JhengHei" w:eastAsia="Microsoft JhengHei"/>
-                <w:b w:val="0"/>
-                <w:sz w:val="21"/>
-              </w:rPr>
-              <w:t>開啟介紹頁與免費試用版</w:t>
-            </w:r>
-          </w:p>
-        </w:tc>
-      </w:tr>
-      <w:tr>
-        <w:tc>
-          <w:tcPr>
-            <w:tcW w:type="dxa" w:w="3135"/>
-          </w:tcPr>
-          <w:p>
-            <w:r/>
-            <w:r>
-              <w:rPr>
-                <w:rFonts w:ascii="Microsoft JhengHei" w:hAnsi="Microsoft JhengHei" w:eastAsia="Microsoft JhengHei"/>
-                <w:b w:val="0"/>
-                <w:sz w:val="21"/>
-              </w:rPr>
-              <w:t>2</w:t>
-            </w:r>
-          </w:p>
-        </w:tc>
-        <w:tc>
-          <w:tcPr>
-            <w:tcW w:type="dxa" w:w="3135"/>
-          </w:tcPr>
-          <w:p>
-            <w:r/>
-            <w:r>
-              <w:rPr>
-                <w:rFonts w:ascii="Microsoft JhengHei" w:hAnsi="Microsoft JhengHei" w:eastAsia="Microsoft JhengHei"/>
-                <w:b w:val="0"/>
-                <w:sz w:val="21"/>
-              </w:rPr>
-              <w:t>同學</w:t>
-            </w:r>
-          </w:p>
-        </w:tc>
-        <w:tc>
-          <w:tcPr>
-            <w:tcW w:type="dxa" w:w="3135"/>
-          </w:tcPr>
-          <w:p>
-            <w:r/>
-            <w:r>
-              <w:rPr>
-                <w:rFonts w:ascii="Microsoft JhengHei" w:hAnsi="Microsoft JhengHei" w:eastAsia="Microsoft JhengHei"/>
-                <w:b w:val="0"/>
-                <w:sz w:val="21"/>
-              </w:rPr>
-              <w:t>透過 IG 詢問購買</w:t>
-            </w:r>
-          </w:p>
-        </w:tc>
-      </w:tr>
-      <w:tr>
-        <w:tc>
-          <w:tcPr>
-            <w:tcW w:type="dxa" w:w="3135"/>
-          </w:tcPr>
-          <w:p>
-            <w:r/>
-            <w:r>
-              <w:rPr>
-                <w:rFonts w:ascii="Microsoft JhengHei" w:hAnsi="Microsoft JhengHei" w:eastAsia="Microsoft JhengHei"/>
-                <w:b w:val="0"/>
-                <w:sz w:val="21"/>
-              </w:rPr>
-              <w:t>3</w:t>
-            </w:r>
-          </w:p>
-        </w:tc>
-        <w:tc>
-          <w:tcPr>
-            <w:tcW w:type="dxa" w:w="3135"/>
-          </w:tcPr>
-          <w:p>
-            <w:r/>
-            <w:r>
-              <w:rPr>
-                <w:rFonts w:ascii="Microsoft JhengHei" w:hAnsi="Microsoft JhengHei" w:eastAsia="Microsoft JhengHei"/>
-                <w:b w:val="0"/>
-                <w:sz w:val="21"/>
-              </w:rPr>
-              <w:t>店主</w:t>
-            </w:r>
-          </w:p>
-        </w:tc>
-        <w:tc>
-          <w:tcPr>
-            <w:tcW w:type="dxa" w:w="3135"/>
-          </w:tcPr>
-          <w:p>
-            <w:r/>
-            <w:r>
-              <w:rPr>
-                <w:rFonts w:ascii="Microsoft JhengHei" w:hAnsi="Microsoft JhengHei" w:eastAsia="Microsoft JhengHei"/>
-                <w:b w:val="0"/>
-                <w:sz w:val="21"/>
-              </w:rPr>
-              <w:t>回覆方案、價格與付款資訊</w:t>
-            </w:r>
-          </w:p>
-        </w:tc>
-      </w:tr>
-      <w:tr>
-        <w:tc>
-          <w:tcPr>
-            <w:tcW w:type="dxa" w:w="3135"/>
-          </w:tcPr>
-          <w:p>
-            <w:r/>
-            <w:r>
-              <w:rPr>
-                <w:rFonts w:ascii="Microsoft JhengHei" w:hAnsi="Microsoft JhengHei" w:eastAsia="Microsoft JhengHei"/>
-                <w:b w:val="0"/>
-                <w:sz w:val="21"/>
-              </w:rPr>
-              <w:t>4</w:t>
-            </w:r>
-          </w:p>
-        </w:tc>
-        <w:tc>
-          <w:tcPr>
-            <w:tcW w:type="dxa" w:w="3135"/>
-          </w:tcPr>
-          <w:p>
-            <w:r/>
-            <w:r>
-              <w:rPr>
-                <w:rFonts w:ascii="Microsoft JhengHei" w:hAnsi="Microsoft JhengHei" w:eastAsia="Microsoft JhengHei"/>
-                <w:b w:val="0"/>
-                <w:sz w:val="21"/>
-              </w:rPr>
-              <w:t>同學</w:t>
-            </w:r>
-          </w:p>
-        </w:tc>
-        <w:tc>
-          <w:tcPr>
-            <w:tcW w:type="dxa" w:w="3135"/>
-          </w:tcPr>
-          <w:p>
-            <w:r/>
-            <w:r>
-              <w:rPr>
-                <w:rFonts w:ascii="Microsoft JhengHei" w:hAnsi="Microsoft JhengHei" w:eastAsia="Microsoft JhengHei"/>
-                <w:b w:val="0"/>
-                <w:sz w:val="21"/>
-              </w:rPr>
-              <w:t>轉帳並回傳末五碼</w:t>
-            </w:r>
-          </w:p>
-        </w:tc>
-      </w:tr>
-      <w:tr>
-        <w:tc>
-          <w:tcPr>
-            <w:tcW w:type="dxa" w:w="3135"/>
-          </w:tcPr>
-          <w:p>
-            <w:r/>
-            <w:r>
-              <w:rPr>
-                <w:rFonts w:ascii="Microsoft JhengHei" w:hAnsi="Microsoft JhengHei" w:eastAsia="Microsoft JhengHei"/>
-                <w:b w:val="0"/>
-                <w:sz w:val="21"/>
-              </w:rPr>
-              <w:t>5</w:t>
-            </w:r>
-          </w:p>
-        </w:tc>
-        <w:tc>
-          <w:tcPr>
-            <w:tcW w:type="dxa" w:w="3135"/>
-          </w:tcPr>
-          <w:p>
-            <w:r/>
-            <w:r>
-              <w:rPr>
-                <w:rFonts w:ascii="Microsoft JhengHei" w:hAnsi="Microsoft JhengHei" w:eastAsia="Microsoft JhengHei"/>
-                <w:b w:val="0"/>
-                <w:sz w:val="21"/>
-              </w:rPr>
-              <w:t>店主</w:t>
-            </w:r>
-          </w:p>
-        </w:tc>
-        <w:tc>
-          <w:tcPr>
-            <w:tcW w:type="dxa" w:w="3135"/>
-          </w:tcPr>
-          <w:p>
-            <w:r/>
-            <w:r>
-              <w:rPr>
-                <w:rFonts w:ascii="Microsoft JhengHei" w:hAnsi="Microsoft JhengHei" w:eastAsia="Microsoft JhengHei"/>
-                <w:b w:val="0"/>
-                <w:sz w:val="21"/>
-              </w:rPr>
-              <w:t>確認入帳</w:t>
-            </w:r>
-          </w:p>
-        </w:tc>
-      </w:tr>
-      <w:tr>
-        <w:tc>
-          <w:tcPr>
-            <w:tcW w:type="dxa" w:w="3135"/>
-          </w:tcPr>
-          <w:p>
-            <w:r/>
-            <w:r>
-              <w:rPr>
-                <w:rFonts w:ascii="Microsoft JhengHei" w:hAnsi="Microsoft JhengHei" w:eastAsia="Microsoft JhengHei"/>
-                <w:b w:val="0"/>
-                <w:sz w:val="21"/>
-              </w:rPr>
-              <w:t>6</w:t>
-            </w:r>
-          </w:p>
-        </w:tc>
-        <w:tc>
-          <w:tcPr>
-            <w:tcW w:type="dxa" w:w="3135"/>
-          </w:tcPr>
-          <w:p>
-            <w:r/>
-            <w:r>
-              <w:rPr>
-                <w:rFonts w:ascii="Microsoft JhengHei" w:hAnsi="Microsoft JhengHei" w:eastAsia="Microsoft JhengHei"/>
-                <w:b w:val="0"/>
-                <w:sz w:val="21"/>
-              </w:rPr>
-              <w:t>AI</w:t>
-            </w:r>
-          </w:p>
-        </w:tc>
-        <w:tc>
-          <w:tcPr>
-            <w:tcW w:type="dxa" w:w="3135"/>
-          </w:tcPr>
-          <w:p>
-            <w:r/>
-            <w:r>
-              <w:rPr>
-                <w:rFonts w:ascii="Microsoft JhengHei" w:hAnsi="Microsoft JhengHei" w:eastAsia="Microsoft JhengHei"/>
-                <w:b w:val="0"/>
-                <w:sz w:val="21"/>
-              </w:rPr>
-              <w:t>產生解鎖碼、重新發布、備份名單</w:t>
-            </w:r>
-          </w:p>
-        </w:tc>
-      </w:tr>
-      <w:tr>
-        <w:tc>
-          <w:tcPr>
-            <w:tcW w:type="dxa" w:w="3135"/>
-          </w:tcPr>
-          <w:p>
-            <w:r/>
-            <w:r>
-              <w:rPr>
-                <w:rFonts w:ascii="Microsoft JhengHei" w:hAnsi="Microsoft JhengHei" w:eastAsia="Microsoft JhengHei"/>
-                <w:b w:val="0"/>
-                <w:sz w:val="21"/>
-              </w:rPr>
-              <w:t>7</w:t>
-            </w:r>
-          </w:p>
-        </w:tc>
-        <w:tc>
-          <w:tcPr>
-            <w:tcW w:type="dxa" w:w="3135"/>
-          </w:tcPr>
-          <w:p>
-            <w:r/>
-            <w:r>
-              <w:rPr>
-                <w:rFonts w:ascii="Microsoft JhengHei" w:hAnsi="Microsoft JhengHei" w:eastAsia="Microsoft JhengHei"/>
-                <w:b w:val="0"/>
-                <w:sz w:val="21"/>
-              </w:rPr>
-              <w:t>店主</w:t>
-            </w:r>
-          </w:p>
-        </w:tc>
-        <w:tc>
-          <w:tcPr>
-            <w:tcW w:type="dxa" w:w="3135"/>
-          </w:tcPr>
-          <w:p>
-            <w:r/>
-            <w:r>
-              <w:rPr>
-                <w:rFonts w:ascii="Microsoft JhengHei" w:hAnsi="Microsoft JhengHei" w:eastAsia="Microsoft JhengHei"/>
-                <w:b w:val="0"/>
-                <w:sz w:val="21"/>
-              </w:rPr>
-              <w:t>把解鎖碼與使用方式傳給同學</w:t>
-            </w:r>
-          </w:p>
-        </w:tc>
-      </w:tr>
-      <w:tr>
-        <w:tc>
-          <w:tcPr>
-            <w:tcW w:type="dxa" w:w="3135"/>
-          </w:tcPr>
-          <w:p>
-            <w:r/>
-            <w:r>
-              <w:rPr>
-                <w:rFonts w:ascii="Microsoft JhengHei" w:hAnsi="Microsoft JhengHei" w:eastAsia="Microsoft JhengHei"/>
-                <w:b w:val="0"/>
-                <w:sz w:val="21"/>
-              </w:rPr>
-              <w:t>8</w:t>
-            </w:r>
-          </w:p>
-        </w:tc>
-        <w:tc>
-          <w:tcPr>
-            <w:tcW w:type="dxa" w:w="3135"/>
-          </w:tcPr>
-          <w:p>
-            <w:r/>
-            <w:r>
-              <w:rPr>
-                <w:rFonts w:ascii="Microsoft JhengHei" w:hAnsi="Microsoft JhengHei" w:eastAsia="Microsoft JhengHei"/>
-                <w:b w:val="0"/>
-                <w:sz w:val="21"/>
-              </w:rPr>
-              <w:t>同學</w:t>
-            </w:r>
-          </w:p>
-        </w:tc>
-        <w:tc>
-          <w:tcPr>
-            <w:tcW w:type="dxa" w:w="3135"/>
-          </w:tcPr>
-          <w:p>
-            <w:r/>
-            <w:r>
-              <w:rPr>
-                <w:rFonts w:ascii="Microsoft JhengHei" w:hAnsi="Microsoft JhengHei" w:eastAsia="Microsoft JhengHei"/>
-                <w:b w:val="0"/>
-                <w:sz w:val="21"/>
-              </w:rPr>
-              <w:t>輸入解鎖碼，開始刷題</w:t>
-            </w:r>
-          </w:p>
-        </w:tc>
-      </w:tr>
-    </w:tbl>
-    <w:p/>
-    <w:p>
-      <w:r>
-        <w:rPr>
-          <w:rFonts w:ascii="Microsoft JhengHei" w:hAnsi="Microsoft JhengHei" w:eastAsia="Microsoft JhengHei"/>
-          <w:b w:val="0"/>
-          <w:sz w:val="24"/>
-        </w:rPr>
-        <w:t>實際購買時，我用五段固定的對話範本處理，讓一個人就能經營：</w:t>
-      </w:r>
-    </w:p>
-    <w:p>
-      <w:pPr>
-        <w:pStyle w:val="ListNumber"/>
-      </w:pPr>
-      <w:r>
-        <w:rPr>
-          <w:rFonts w:ascii="Microsoft JhengHei" w:hAnsi="Microsoft JhengHei" w:eastAsia="Microsoft JhengHei"/>
-          <w:b/>
-        </w:rPr>
-        <w:t>詢問</w:t>
-      </w:r>
-      <w:r>
-        <w:rPr>
-          <w:rFonts w:ascii="Microsoft JhengHei" w:hAnsi="Microsoft JhengHei" w:eastAsia="Microsoft JhengHei"/>
-        </w:rPr>
-        <w:t>：回覆方案與價格，附上試用版連結。</w:t>
-      </w:r>
-    </w:p>
-    <w:p>
-      <w:pPr>
-        <w:pStyle w:val="ListNumber"/>
-      </w:pPr>
-      <w:r>
-        <w:rPr>
-          <w:rFonts w:ascii="Microsoft JhengHei" w:hAnsi="Microsoft JhengHei" w:eastAsia="Microsoft JhengHei"/>
-          <w:b/>
-        </w:rPr>
-        <w:t>付款資訊</w:t>
-      </w:r>
-      <w:r>
-        <w:rPr>
-          <w:rFonts w:ascii="Microsoft JhengHei" w:hAnsi="Microsoft JhengHei" w:eastAsia="Microsoft JhengHei"/>
-        </w:rPr>
-        <w:t>：告知金額與帳號，並提醒「給碼後不退款」。</w:t>
-      </w:r>
-    </w:p>
-    <w:p>
-      <w:pPr>
-        <w:pStyle w:val="ListNumber"/>
-      </w:pPr>
-      <w:r>
-        <w:rPr>
-          <w:rFonts w:ascii="Microsoft JhengHei" w:hAnsi="Microsoft JhengHei" w:eastAsia="Microsoft JhengHei"/>
-          <w:b/>
-        </w:rPr>
-        <w:t>給解鎖碼</w:t>
-      </w:r>
-      <w:r>
-        <w:rPr>
-          <w:rFonts w:ascii="Microsoft JhengHei" w:hAnsi="Microsoft JhengHei" w:eastAsia="Microsoft JhengHei"/>
-        </w:rPr>
-        <w:t>：確認入帳後，請 AI 用工具產生解鎖碼，貼給買家並附上使用方式。</w:t>
-      </w:r>
-    </w:p>
-    <w:p>
-      <w:pPr>
-        <w:pStyle w:val="ListNumber"/>
-      </w:pPr>
-      <w:r>
-        <w:rPr>
-          <w:rFonts w:ascii="Microsoft JhengHei" w:hAnsi="Microsoft JhengHei" w:eastAsia="Microsoft JhengHei"/>
-          <w:b/>
-        </w:rPr>
-        <w:t>問題排除</w:t>
-      </w:r>
-      <w:r>
-        <w:rPr>
-          <w:rFonts w:ascii="Microsoft JhengHei" w:hAnsi="Microsoft JhengHei" w:eastAsia="Microsoft JhengHei"/>
-        </w:rPr>
-        <w:t>：解鎖不了時的檢查清單（科目對不對、是否在 IG 內建瀏覽器開啟）。</w:t>
-      </w:r>
-    </w:p>
-    <w:p>
-      <w:pPr>
-        <w:pStyle w:val="ListNumber"/>
-      </w:pPr>
-      <w:r>
-        <w:rPr>
-          <w:rFonts w:ascii="Microsoft JhengHei" w:hAnsi="Microsoft JhengHei" w:eastAsia="Microsoft JhengHei"/>
-          <w:b/>
-        </w:rPr>
-        <w:t>換學期通知</w:t>
-      </w:r>
-      <w:r>
-        <w:rPr>
-          <w:rFonts w:ascii="Microsoft JhengHei" w:hAnsi="Microsoft JhengHei" w:eastAsia="Microsoft JhengHei"/>
-        </w:rPr>
-        <w:t>：舊碼失效，提醒同學重新購買。</w:t>
+        <w:t>這個設計讓資訊不再只靠我一個人整理，而是全班一起維護。對我來說，這是這個專案最有意義的轉變：從「我做給大家用」，變成「大家一起讓它更好」。</w:t>
       </w:r>
     </w:p>
     <w:p>
@@ -5728,7 +5451,7 @@
         <w:rPr>
           <w:rFonts w:ascii="Microsoft JhengHei" w:hAnsi="Microsoft JhengHei" w:eastAsia="Microsoft JhengHei"/>
         </w:rPr>
-        <w:t>：經濟學題庫約八成來自老師題庫與解答，長姊的資料也包含老師給過的題庫。老師是這些題目的作者，拿來收費需要老師同意。我的處理方式是：網站完成後先給老師看。費用代表的是整理、解析與工具的價值，而不是老師的題目本身。</w:t>
+        <w:t>：經濟學題庫約八成來自老師題庫與解答，長姊的資料也包含老師給過的題庫。老師是這些題目的作者，拿來收費需要老師同意。我的處理方式是：網站不收費，只提供給修課同學練習，並會把網站給老師看；若老師不同意，就移除老師題庫的部分。</w:t>
       </w:r>
     </w:p>
     <w:p>
@@ -5764,7 +5487,7 @@
         <w:rPr>
           <w:rFonts w:ascii="Microsoft JhengHei" w:hAnsi="Microsoft JhengHei" w:eastAsia="Microsoft JhengHei"/>
         </w:rPr>
-        <w:t>：介紹頁只使用實際算出來的數字，不放虛構評價，並在頁尾聲明「與銘傳大學及授課老師無關、不保證考試成績」。常見問題也直接寫出「不適合想保證及格的人」。</w:t>
+        <w:t>：網站只使用實際算出來的數字，不放虛構評價，並在頁尾聲明「與銘傳大學及授課老師無關、不保證考試成績」。</w:t>
       </w:r>
     </w:p>
     <w:p>
@@ -5792,7 +5515,7 @@
           <w:b w:val="0"/>
           <w:sz w:val="24"/>
         </w:rPr>
-        <w:t>技術上的限制也寫在說明文件裡，不對買家隱瞞：</w:t>
+        <w:t>技術上的限制也寫在說明文件裡，不對使用者隱瞞：</w:t>
       </w:r>
     </w:p>
     <w:tbl>
@@ -5855,7 +5578,7 @@
                 <w:b w:val="0"/>
                 <w:sz w:val="21"/>
               </w:rPr>
-              <w:t>擋不住借碼</w:t>
+              <w:t>擋不住轉傳</w:t>
             </w:r>
           </w:p>
         </w:tc>
@@ -5871,7 +5594,7 @@
                 <w:b w:val="0"/>
                 <w:sz w:val="21"/>
               </w:rPr>
-              <w:t>買家可以把碼給朋友，只能靠一人一碼追蹤與停用</w:t>
+              <w:t>同學可以把碼給別人，只能靠一人一碼追蹤與停用</w:t>
             </w:r>
           </w:p>
         </w:tc>
@@ -6086,7 +5809,7 @@
         <w:rPr>
           <w:rFonts w:ascii="Microsoft JhengHei" w:hAnsi="Microsoft JhengHei" w:eastAsia="Microsoft JhengHei"/>
         </w:rPr>
-        <w:t>：從「幫我寫一段程式」到「我們一起討論商業模式、倫理問題」，我和 AI 的關係從單純的工具，變成可以互相提醒的工作夥伴；但最後的決定與責任，永遠在人身上。</w:t>
+        <w:t>：從「幫我寫一段程式」到「我們一起討論要不要收費、怎麼對同學比較好」，我和 AI 的關係從單純的工具，變成可以互相提醒的工作夥伴；但最後的決定與責任，永遠在人身上。</w:t>
       </w:r>
     </w:p>
     <w:p>
@@ -6117,7 +5840,7 @@
           <w:b w:val="0"/>
           <w:sz w:val="24"/>
         </w:rPr>
-        <w:t>這個專案對我來說是一次很好的練習：在 AI 的協助下，我把自己用的學習工具，整理成一個有加密保護、有購買流程的小產品。它還有不少不完美的地方，但這個過程讓我更清楚 AI 擅長什麼、不擅長什麼，以及哪些決定還是要自己做。</w:t>
+        <w:t>這個專案對我來說是一次很好的練習：在 AI 的協助下，我把自己用的學習工具，整理成一個全班都能免費使用、而且大家可以一起維護的學習網站。它還有不少不完美的地方，但這個過程讓我更清楚 AI 擅長什麼、不擅長什麼，以及哪些決定還是要自己做。</w:t>
       </w:r>
     </w:p>
     <w:p>
@@ -6199,7 +5922,7 @@
         <w:rPr>
           <w:rFonts w:ascii="Microsoft JhengHei" w:hAnsi="Microsoft JhengHei" w:eastAsia="Microsoft JhengHei"/>
         </w:rPr>
-        <w:t>：著作權、退款規則、資料備份，都決定了這個專案能不能長久。</w:t>
+        <w:t>：著作權、同學之間的關係、資料備份，這些考量最後讓我決定把網站改成免費。</w:t>
       </w:r>
     </w:p>
     <w:p>
@@ -6209,7 +5932,7 @@
           <w:b w:val="0"/>
           <w:sz w:val="24"/>
         </w:rPr>
-        <w:t>未來我希望：一、取得老師同意後正式上線；二、把題庫擴充到大一下學期的科目；三、繼續用 AI 嘗試更多不同類型的作品，讓這個興趣成為我的專長。</w:t>
+        <w:t>未來我希望：一、讓更多同學一起補充學習攻略；二、把題庫擴充到大一下學期的科目；三、繼續用 AI 嘗試更多不同類型的作品，讓這個興趣成為我的專長。</w:t>
       </w:r>
     </w:p>
     <w:p>
@@ -6238,7 +5961,7 @@
           <w:b w:val="0"/>
           <w:sz w:val="24"/>
         </w:rPr>
-        <w:t>本專案的網頁設計、程式碼與部分文字由 Anthropic 的 Claude（Claude Code 桌面版）產生，程式碼審查由 OpenAI 的 Codex 完成；本報告的排版整理也有 AI 協助。需求、品牌、定價、所有取捨與最終決策由我負責。題庫內容來自課程教材、老師題庫與長姊的資料，將在取得老師同意後正式販售。</w:t>
+        <w:t>本專案的網頁設計、程式碼與部分文字由 Anthropic 的 Claude（Claude Code 桌面版）產生，程式碼審查由 OpenAI 的 Codex 完成；本報告的排版整理也有 AI 協助。需求、品牌、定價、所有取捨與最終決策由我負責。題庫內容來自課程教材、老師題庫與學長姊的資料，網站免費提供給同學練習，不收取任何費用。</w:t>
       </w:r>
     </w:p>
     <w:p>
@@ -6311,7 +6034,7 @@
                 <w:b w:val="0"/>
                 <w:sz w:val="21"/>
               </w:rPr>
-              <w:t>介紹頁</w:t>
+              <w:t>財金系大一刷題網</w:t>
             </w:r>
           </w:p>
         </w:tc>
@@ -6345,7 +6068,7 @@
                 <w:b w:val="0"/>
                 <w:sz w:val="21"/>
               </w:rPr>
-              <w:t>免費試用版</w:t>
+              <w:t>財金一丙 學習攻略</w:t>
             </w:r>
           </w:p>
         </w:tc>
@@ -6361,7 +6084,7 @@
                 <w:b w:val="0"/>
                 <w:sz w:val="21"/>
               </w:rPr>
-              <w:t>https://claude.ai/artifact/Je6iQrUvrQ4ssBZKgANzP6</w:t>
+              <w:t>https://claude.ai/artifact/AQ4zrnawFSCG24yXjxJG2N</w:t>
             </w:r>
           </w:p>
         </w:tc>
@@ -6477,7 +6200,7 @@
       </w:r>
     </w:p>
     <w:sectPr>
-      <w:footerReference w:type="default" r:id="rId9"/>
+      <w:footerReference w:type="default" r:id="rId17"/>
       <w:pgSz w:w="12240" w:h="15840"/>
       <w:pgMar w:top="1440" w:right="1417" w:bottom="1440" w:left="1417" w:header="720" w:footer="720" w:gutter="0"/>
       <w:cols w:space="720"/>

--- a/親密關係/期中報告_林言樵_15540165.docx
+++ b/親密關係/期中報告_林言樵_15540165.docx
@@ -243,7 +243,7 @@
         <w:rPr>
           <w:rFonts w:ascii="Microsoft JhengHei" w:hAnsi="Microsoft JhengHei" w:eastAsia="Microsoft JhengHei"/>
         </w:rPr>
-        <w:t>九、從付費到免費：分享模式與班級學習攻略</w:t>
+        <w:t>九、網站功能亮點</w:t>
       </w:r>
     </w:p>
     <w:p>
@@ -365,7 +365,7 @@
           <w:b w:val="0"/>
           <w:sz w:val="24"/>
         </w:rPr>
-        <w:t>本專案用一天的時間，透過與生成式 AI（Anthropic 的 Claude，以及 OpenAI 的 Codex 作為第二位審查者）協作，把我原本自己用的四個刷題網頁，整理成一個全班同學都能免費使用的「財金系大一刷題網站」。一開始我設計了付費方案，但後來決定把付費拿掉，讓大家免費使用。</w:t>
+        <w:t>本專案用一天的時間，透過與生成式 AI（Anthropic 的 Claude，以及 OpenAI 的 Codex 作為第二位審查者）協作，把我原本自己用的四個刷題網頁，整理成一個功能完整的「財金系大一刷題網站」。</w:t>
       </w:r>
     </w:p>
     <w:p>
@@ -393,7 +393,7 @@
         <w:rPr>
           <w:rFonts w:ascii="Microsoft JhengHei" w:hAnsi="Microsoft JhengHei" w:eastAsia="Microsoft JhengHei"/>
         </w:rPr>
-        <w:t>：答案卡主視覺、四科刷題入口、學習攻略、考試週倒數與題庫規模圖。</w:t>
+        <w:t>：答案卡主視覺、四科刷題入口、各科學習攻略、考試週倒數與題庫規模圖。</w:t>
       </w:r>
     </w:p>
     <w:p>
@@ -423,13 +423,13 @@
           <w:rFonts w:ascii="Microsoft JhengHei" w:hAnsi="Microsoft JhengHei" w:eastAsia="Microsoft JhengHei"/>
           <w:b/>
         </w:rPr>
-        <w:t>一個班級共用的「學習攻略」</w:t>
+        <w:t>75 張觀念卡與 176 個中英名詞</w:t>
       </w:r>
       <w:r>
         <w:rPr>
           <w:rFonts w:ascii="Microsoft JhengHei" w:hAnsi="Microsoft JhengHei" w:eastAsia="Microsoft JhengHei"/>
         </w:rPr>
-        <w:t>：每天的作業、小考、各科進度與分組報告；同學可以直接在頁面上留言補充或回報錯誤，每天早上 7 點整理更新。</w:t>
+        <w:t>：經濟學與財務數學有觀念卡，四科都有中英對照名詞，先懂觀念再刷題。</w:t>
       </w:r>
     </w:p>
     <w:p>
@@ -441,13 +441,13 @@
           <w:rFonts w:ascii="Microsoft JhengHei" w:hAnsi="Microsoft JhengHei" w:eastAsia="Microsoft JhengHei"/>
           <w:b/>
         </w:rPr>
-        <w:t>一套解鎖碼工具</w:t>
+        <w:t>一套解鎖碼加密機制</w:t>
       </w:r>
       <w:r>
         <w:rPr>
           <w:rFonts w:ascii="Microsoft JhengHei" w:hAnsi="Microsoft JhengHei" w:eastAsia="Microsoft JhengHei"/>
         </w:rPr>
-        <w:t>：以 PBKDF2 與 AES-GCM 實作信封加密。現在改成免費發碼，主要用來知道有哪些同學在使用，並避免老師題庫被直接公開到網路上。</w:t>
+        <w:t>：以 PBKDF2 與 AES-GCM 實作信封加密，不用登入、不用伺服器，就能保護整個題庫。</w:t>
       </w:r>
     </w:p>
     <w:p>
@@ -459,13 +459,13 @@
           <w:rFonts w:ascii="Microsoft JhengHei" w:hAnsi="Microsoft JhengHei" w:eastAsia="Microsoft JhengHei"/>
           <w:b/>
         </w:rPr>
-        <w:t>從付費到免費的轉變</w:t>
+        <w:t>錯題集與弱點排行</w:t>
       </w:r>
       <w:r>
         <w:rPr>
           <w:rFonts w:ascii="Microsoft JhengHei" w:hAnsi="Microsoft JhengHei" w:eastAsia="Microsoft JhengHei"/>
         </w:rPr>
-        <w:t>：原本設計了定價與購買流程，最後決定免費分享給同學。</w:t>
+        <w:t>：答錯的題目自動進錯題集，並依主題排出最弱的地方，告訴你下一步練什麼。</w:t>
       </w:r>
     </w:p>
     <w:p>
@@ -475,7 +475,7 @@
           <w:b w:val="0"/>
           <w:sz w:val="24"/>
         </w:rPr>
-        <w:t>目前網站已經上線，班上同學都可以免費使用。</w:t>
+        <w:t>目前網站已經上線，四科都可以用手機直接刷題。</w:t>
       </w:r>
     </w:p>
     <w:p>
@@ -496,7 +496,7 @@
           <w:b w:val="0"/>
           <w:sz w:val="24"/>
         </w:rPr>
-        <w:t>大一財金系的期中考通常四科擠在同一週，而且會計與英文的題目是英文。我先用 AI 幫自己做了四個刷題網頁，發現效果不錯，就想把它分享給全班一起用。</w:t>
+        <w:t>大一財金系的期中考通常四科擠在同一週，而且會計與英文的題目是英文。剛上大學時，我發現大學不像高中，沒有固定的教科書可以讓我刷題準備考試。還好很多老師會給要考的題目，所以我一開始是把老師的題目一張一張印出來寫，但這樣實在太累了。於是我決定換個方法：用 AI 把這些題目做成刷題網頁。先做了四科給自己用，發現效果很好，就把它整理成一個完整的網站。</w:t>
       </w:r>
     </w:p>
     <w:p>
@@ -755,7 +755,7 @@
         <w:rPr>
           <w:rFonts w:ascii="Microsoft JhengHei" w:hAnsi="Microsoft JhengHei" w:eastAsia="Microsoft JhengHei"/>
         </w:rPr>
-        <w:t>怎麼讓全班一起維護考試與作業資訊，而不是只靠我一個人？</w:t>
+        <w:t>怎麼讓一支手機就能取代一疊印出來的考古題？</w:t>
       </w:r>
     </w:p>
     <w:p>
@@ -934,7 +934,7 @@
                 <w:b w:val="0"/>
                 <w:sz w:val="21"/>
               </w:rPr>
-              <w:t>四科刷題頁：題庫已加密，輸入免費解鎖碼即可使用</w:t>
+              <w:t>四科刷題頁：題庫已加密，輸入解鎖碼即可使用</w:t>
             </w:r>
           </w:p>
         </w:tc>
@@ -950,57 +950,7 @@
                 <w:b w:val="0"/>
                 <w:sz w:val="21"/>
               </w:rPr>
-              <w:t>所有人（向我索取解鎖碼）</w:t>
-            </w:r>
-          </w:p>
-        </w:tc>
-      </w:tr>
-      <w:tr>
-        <w:tc>
-          <w:tcPr>
-            <w:tcW w:type="dxa" w:w="3135"/>
-          </w:tcPr>
-          <w:p>
-            <w:r/>
-            <w:r>
-              <w:rPr>
-                <w:rFonts w:ascii="Microsoft JhengHei" w:hAnsi="Microsoft JhengHei" w:eastAsia="Microsoft JhengHei"/>
-                <w:b w:val="0"/>
-                <w:sz w:val="21"/>
-              </w:rPr>
-              <w:t>公開頁面 ③</w:t>
-            </w:r>
-          </w:p>
-        </w:tc>
-        <w:tc>
-          <w:tcPr>
-            <w:tcW w:type="dxa" w:w="3135"/>
-          </w:tcPr>
-          <w:p>
-            <w:r/>
-            <w:r>
-              <w:rPr>
-                <w:rFonts w:ascii="Microsoft JhengHei" w:hAnsi="Microsoft JhengHei" w:eastAsia="Microsoft JhengHei"/>
-                <w:b w:val="0"/>
-                <w:sz w:val="21"/>
-              </w:rPr>
-              <w:t>財金一丙學習攻略：作業、小考、進度、分組報告</w:t>
-            </w:r>
-          </w:p>
-        </w:tc>
-        <w:tc>
-          <w:tcPr>
-            <w:tcW w:type="dxa" w:w="3135"/>
-          </w:tcPr>
-          <w:p>
-            <w:r/>
-            <w:r>
-              <w:rPr>
-                <w:rFonts w:ascii="Microsoft JhengHei" w:hAnsi="Microsoft JhengHei" w:eastAsia="Microsoft JhengHei"/>
-                <w:b w:val="0"/>
-                <w:sz w:val="21"/>
-              </w:rPr>
-              <w:t>班上同學（輸入名字進入）</w:t>
+              <w:t>有解鎖碼的人</w:t>
             </w:r>
           </w:p>
         </w:tc>
@@ -1064,7 +1014,7 @@
           <w:b w:val="0"/>
           <w:sz w:val="24"/>
         </w:rPr>
-        <w:t>同學只接觸得到入口網站、上了鎖的刷題頁與學習攻略；未加密的題庫與名單只存在我的 Mac 與 iCloud 裡。</w:t>
+        <w:t>使用者只接觸得到入口網站與上了鎖的刷題頁；未加密的題庫與名單只存在我的 Mac 與 iCloud 裡。</w:t>
       </w:r>
     </w:p>
     <w:p>
@@ -2029,7 +1979,7 @@
                 <w:b w:val="0"/>
                 <w:sz w:val="21"/>
               </w:rPr>
-              <w:t>做一個全班共用的學習攻略</w:t>
+              <w:t>更新題庫並改版入口頁</w:t>
             </w:r>
           </w:p>
         </w:tc>
@@ -2045,7 +1995,7 @@
                 <w:b w:val="0"/>
                 <w:sz w:val="21"/>
               </w:rPr>
-              <w:t>做出作業／考試倒數、各科進度、分組報告頁面，同學可留言補充</w:t>
+              <w:t>題庫擴充到 1,581 題，入口頁加上各科學習攻略與考試週倒數</w:t>
             </w:r>
           </w:p>
         </w:tc>
@@ -2061,73 +2011,7 @@
                 <w:b w:val="0"/>
                 <w:sz w:val="21"/>
               </w:rPr>
-              <w:t>決定每天早上 7 點統一整理同學的回報</w:t>
-            </w:r>
-          </w:p>
-        </w:tc>
-      </w:tr>
-      <w:tr>
-        <w:tc>
-          <w:tcPr>
-            <w:tcW w:type="dxa" w:w="2351"/>
-          </w:tcPr>
-          <w:p>
-            <w:r/>
-            <w:r>
-              <w:rPr>
-                <w:rFonts w:ascii="Microsoft JhengHei" w:hAnsi="Microsoft JhengHei" w:eastAsia="Microsoft JhengHei"/>
-                <w:b w:val="0"/>
-                <w:sz w:val="21"/>
-              </w:rPr>
-              <w:t>12</w:t>
-            </w:r>
-          </w:p>
-        </w:tc>
-        <w:tc>
-          <w:tcPr>
-            <w:tcW w:type="dxa" w:w="2351"/>
-          </w:tcPr>
-          <w:p>
-            <w:r/>
-            <w:r>
-              <w:rPr>
-                <w:rFonts w:ascii="Microsoft JhengHei" w:hAnsi="Microsoft JhengHei" w:eastAsia="Microsoft JhengHei"/>
-                <w:b w:val="0"/>
-                <w:sz w:val="21"/>
-              </w:rPr>
-              <w:t>把付費拿掉，讓大家免費使用</w:t>
-            </w:r>
-          </w:p>
-        </w:tc>
-        <w:tc>
-          <w:tcPr>
-            <w:tcW w:type="dxa" w:w="2351"/>
-          </w:tcPr>
-          <w:p>
-            <w:r/>
-            <w:r>
-              <w:rPr>
-                <w:rFonts w:ascii="Microsoft JhengHei" w:hAnsi="Microsoft JhengHei" w:eastAsia="Microsoft JhengHei"/>
-                <w:b w:val="0"/>
-                <w:sz w:val="21"/>
-              </w:rPr>
-              <w:t>移除定價區塊與試用版，入口頁改放學習攻略與考試週倒數</w:t>
-            </w:r>
-          </w:p>
-        </w:tc>
-        <w:tc>
-          <w:tcPr>
-            <w:tcW w:type="dxa" w:w="2351"/>
-          </w:tcPr>
-          <w:p>
-            <w:r/>
-            <w:r>
-              <w:rPr>
-                <w:rFonts w:ascii="Microsoft JhengHei" w:hAnsi="Microsoft JhengHei" w:eastAsia="Microsoft JhengHei"/>
-                <w:b w:val="0"/>
-                <w:sz w:val="21"/>
-              </w:rPr>
-              <w:t>定案：免費分享給全班</w:t>
+              <w:t>定案目前版本</w:t>
             </w:r>
           </w:p>
         </w:tc>
@@ -2873,7 +2757,7 @@
           <w:b w:val="0"/>
           <w:sz w:val="24"/>
         </w:rPr>
-        <w:t>（以下是付費時期的設計，現在已經改成免費，但這段程式仍是很好的練習。）當時的試用版不是手工挑題，而是寫了一個 Python 腳本從完整題庫自動抽題。它在每一章裡「平均分散」地取題，讓試用題涵蓋每一章；經濟學只從課本的即席測驗抽，老師題庫一題都不放出來，保留付費內容的價值：</w:t>
+        <w:t>第一版的試用版不是手工挑題，而是寫了一個 Python 腳本從完整題庫自動抽題。它在每一章裡「平均分散」地取題，讓試用題涵蓋每一章；經濟學只從課本的即席測驗抽，老師題庫一題都不放出來，保留付費內容的價值：</w:t>
       </w:r>
     </w:p>
     <w:tbl>
@@ -4473,7 +4357,7 @@
         <w:rPr>
           <w:rFonts w:ascii="Microsoft JhengHei" w:hAnsi="Microsoft JhengHei" w:eastAsia="Microsoft JhengHei"/>
         </w:rPr>
-        <w:t>九、從付費到免費：分享模式與班級學習攻略</w:t>
+        <w:t>九、網站功能亮點</w:t>
       </w:r>
     </w:p>
     <w:p>
@@ -4483,7 +4367,7 @@
           <w:b w:val="0"/>
           <w:sz w:val="24"/>
         </w:rPr>
-        <w:t>一開始我請 AI 設計商業模式，它提出單科 99 元、經濟學 199 元、四科全包 349 元的定價，也提醒我七天鑑賞期、對帳方式、使用專用 IG 帳號等實務問題。但做完之後我重新思考，最後決定把付費拿掉，讓大家免費使用，原因有三個：</w:t>
+        <w:t>這個網站最強的地方，是把「刷題」從一疊印出來的紙，變成一個會幫你分析弱點的學習工具。以下是幾個重點功能：</w:t>
       </w:r>
     </w:p>
     <w:p>
@@ -4495,13 +4379,13 @@
           <w:rFonts w:ascii="Microsoft JhengHei" w:hAnsi="Microsoft JhengHei" w:eastAsia="Microsoft JhengHei"/>
           <w:b/>
         </w:rPr>
-        <w:t>著作權</w:t>
+        <w:t>四科、1,581 題</w:t>
       </w:r>
       <w:r>
         <w:rPr>
           <w:rFonts w:ascii="Microsoft JhengHei" w:hAnsi="Microsoft JhengHei" w:eastAsia="Microsoft JhengHei"/>
         </w:rPr>
-        <w:t>：經濟學題庫大部分來自老師題庫與學長姊的資料，拿來收費需要老師同意；免費分享給同學練習，比較符合這些資料原本的用途。</w:t>
+        <w:t>：經濟學 984 題、英文 266 題、會計 208 題、財務數學 123 題，每一章都有題目，沒有空白。</w:t>
       </w:r>
     </w:p>
     <w:p>
@@ -4513,13 +4397,13 @@
           <w:rFonts w:ascii="Microsoft JhengHei" w:hAnsi="Microsoft JhengHei" w:eastAsia="Microsoft JhengHei"/>
           <w:b/>
         </w:rPr>
-        <w:t>同學之間的關係</w:t>
+        <w:t>每個選項都有解析</w:t>
       </w:r>
       <w:r>
         <w:rPr>
           <w:rFonts w:ascii="Microsoft JhengHei" w:hAnsi="Microsoft JhengHei" w:eastAsia="Microsoft JhengHei"/>
         </w:rPr>
-        <w:t>：收費會讓我和同學之間變成「賣家和買家」。我更希望大家是一起準備考試的夥伴，有問題可以互相提醒。</w:t>
+        <w:t>：不只告訴你正解是哪個，還說明每個選項為什麼對、為什麼錯，加上解題步驟、常見陷阱與一句話重點。</w:t>
       </w:r>
     </w:p>
     <w:p>
@@ -4531,23 +4415,121 @@
           <w:rFonts w:ascii="Microsoft JhengHei" w:hAnsi="Microsoft JhengHei" w:eastAsia="Microsoft JhengHei"/>
           <w:b/>
         </w:rPr>
-        <w:t>我真正想要的回饋</w:t>
+        <w:t>英文題答錯顯示中文</w:t>
       </w:r>
       <w:r>
         <w:rPr>
           <w:rFonts w:ascii="Microsoft JhengHei" w:hAnsi="Microsoft JhengHei" w:eastAsia="Microsoft JhengHei"/>
         </w:rPr>
-        <w:t>：比起賺錢，我更想知道這個工具對大家有沒有用，以及哪裡需要改進。</w:t>
+        <w:t>：會計與英文的題目是英文，答錯時會顯示中文題目、中文答案、關鍵單字與原文線索。</w:t>
       </w:r>
     </w:p>
     <w:p>
+      <w:pPr>
+        <w:pStyle w:val="ListBullet"/>
+      </w:pPr>
       <w:r>
         <w:rPr>
           <w:rFonts w:ascii="Microsoft JhengHei" w:hAnsi="Microsoft JhengHei" w:eastAsia="Microsoft JhengHei"/>
-          <w:b w:val="0"/>
-          <w:sz w:val="24"/>
+          <w:b/>
         </w:rPr>
-        <w:t>原本的解鎖碼機制保留下來，但改成免費發放：同學私訊 IG 就能拿到解鎖碼。這樣做的好處是我可以知道有誰在使用，老師題庫也不會被直接公開到網路上。</w:t>
+        <w:t>計算題自動批改</w:t>
+      </w:r>
+      <w:r>
+        <w:rPr>
+          <w:rFonts w:ascii="Microsoft JhengHei" w:hAnsi="Microsoft JhengHei" w:eastAsia="Microsoft JhengHei"/>
+        </w:rPr>
+        <w:t>：財務數學的計算題會自動批改並列出每一步算式；隨機計算題每次數字都不一樣。</w:t>
+      </w:r>
+    </w:p>
+    <w:p>
+      <w:pPr>
+        <w:pStyle w:val="ListBullet"/>
+      </w:pPr>
+      <w:r>
+        <w:rPr>
+          <w:rFonts w:ascii="Microsoft JhengHei" w:hAnsi="Microsoft JhengHei" w:eastAsia="Microsoft JhengHei"/>
+          <w:b/>
+        </w:rPr>
+        <w:t>聽力題直接播放</w:t>
+      </w:r>
+      <w:r>
+        <w:rPr>
+          <w:rFonts w:ascii="Microsoft JhengHei" w:hAnsi="Microsoft JhengHei" w:eastAsia="Microsoft JhengHei"/>
+        </w:rPr>
+        <w:t>：英文聽力題可以在網頁上直接播放音檔。</w:t>
+      </w:r>
+    </w:p>
+    <w:p>
+      <w:pPr>
+        <w:pStyle w:val="ListBullet"/>
+      </w:pPr>
+      <w:r>
+        <w:rPr>
+          <w:rFonts w:ascii="Microsoft JhengHei" w:hAnsi="Microsoft JhengHei" w:eastAsia="Microsoft JhengHei"/>
+          <w:b/>
+        </w:rPr>
+        <w:t>錯題集與弱點排行</w:t>
+      </w:r>
+      <w:r>
+        <w:rPr>
+          <w:rFonts w:ascii="Microsoft JhengHei" w:hAnsi="Microsoft JhengHei" w:eastAsia="Microsoft JhengHei"/>
+        </w:rPr>
+        <w:t>：答錯的題目自動收進錯題集，並依主題排出正確率最低的地方。</w:t>
+      </w:r>
+    </w:p>
+    <w:p>
+      <w:pPr>
+        <w:pStyle w:val="ListBullet"/>
+      </w:pPr>
+      <w:r>
+        <w:rPr>
+          <w:rFonts w:ascii="Microsoft JhengHei" w:hAnsi="Microsoft JhengHei" w:eastAsia="Microsoft JhengHei"/>
+          <w:b/>
+        </w:rPr>
+        <w:t>觀念卡與中英名詞</w:t>
+      </w:r>
+      <w:r>
+        <w:rPr>
+          <w:rFonts w:ascii="Microsoft JhengHei" w:hAnsi="Microsoft JhengHei" w:eastAsia="Microsoft JhengHei"/>
+        </w:rPr>
+        <w:t>：75 張觀念卡、176 個中英對照名詞，經濟學每章還有學習路線。</w:t>
+      </w:r>
+    </w:p>
+    <w:p>
+      <w:pPr>
+        <w:pStyle w:val="ListBullet"/>
+      </w:pPr>
+      <w:r>
+        <w:rPr>
+          <w:rFonts w:ascii="Microsoft JhengHei" w:hAnsi="Microsoft JhengHei" w:eastAsia="Microsoft JhengHei"/>
+          <w:b/>
+        </w:rPr>
+        <w:t>考試週倒數</w:t>
+      </w:r>
+      <w:r>
+        <w:rPr>
+          <w:rFonts w:ascii="Microsoft JhengHei" w:hAnsi="Microsoft JhengHei" w:eastAsia="Microsoft JhengHei"/>
+        </w:rPr>
+        <w:t>：首頁會自動計算離下一個考試還有幾天，提醒你該開始準備了。</w:t>
+      </w:r>
+    </w:p>
+    <w:p>
+      <w:pPr>
+        <w:pStyle w:val="ListBullet"/>
+      </w:pPr>
+      <w:r>
+        <w:rPr>
+          <w:rFonts w:ascii="Microsoft JhengHei" w:hAnsi="Microsoft JhengHei" w:eastAsia="Microsoft JhengHei"/>
+          <w:b/>
+        </w:rPr>
+        <w:t>手機就能刷</w:t>
+      </w:r>
+      <w:r>
+        <w:rPr>
+          <w:rFonts w:ascii="Microsoft JhengHei" w:hAnsi="Microsoft JhengHei" w:eastAsia="Microsoft JhengHei"/>
+        </w:rPr>
+        <w:t>：整個網站針對手機設計，下課、通勤時拿起手機就能練。</w:t>
       </w:r>
     </w:p>
     <w:p>
@@ -4557,7 +4539,7 @@
       <w:r>
         <w:drawing>
           <wp:inline xmlns:a="http://schemas.openxmlformats.org/drawingml/2006/main" xmlns:pic="http://schemas.openxmlformats.org/drawingml/2006/picture">
-            <wp:extent cx="2160000" cy="4674461"/>
+            <wp:extent cx="5400000" cy="3206250"/>
             <wp:docPr id="5" name="Picture 5"/>
             <wp:cNvGraphicFramePr>
               <a:graphicFrameLocks noChangeAspect="1"/>
@@ -4566,7 +4548,7 @@
               <a:graphicData uri="http://schemas.openxmlformats.org/drawingml/2006/picture">
                 <pic:pic>
                   <pic:nvPicPr>
-                    <pic:cNvPr id="0" name="08_經濟學刷題_解鎖畫面.png"/>
+                    <pic:cNvPr id="0" name="03_學習攻略.png"/>
                     <pic:cNvPicPr/>
                   </pic:nvPicPr>
                   <pic:blipFill>
@@ -4578,7 +4560,7 @@
                   <pic:spPr>
                     <a:xfrm>
                       <a:off x="0" y="0"/>
-                      <a:ext cx="2160000" cy="4674461"/>
+                      <a:ext cx="5400000" cy="3206250"/>
                     </a:xfrm>
                     <a:prstGeom prst="rect"/>
                   </pic:spPr>
@@ -4600,17 +4582,7 @@
           <w:color w:val="666666"/>
           <w:sz w:val="20"/>
         </w:rPr>
-        <w:t>圖 5　刷題頁的解鎖畫面（免費索取解鎖碼）</w:t>
-      </w:r>
-    </w:p>
-    <w:p>
-      <w:r>
-        <w:rPr>
-          <w:rFonts w:ascii="Microsoft JhengHei" w:hAnsi="Microsoft JhengHei" w:eastAsia="Microsoft JhengHei"/>
-          <w:b w:val="0"/>
-          <w:sz w:val="24"/>
-        </w:rPr>
-        <w:t>拿掉付費後，我把入口頁空出來的位置換成兩個對大家更有用的東西：各科學習攻略，以及這學期的考試週倒數。</w:t>
+        <w:t>圖 5　各科學習攻略：告訴你每一科該怎麼讀（實際畫面）</w:t>
       </w:r>
     </w:p>
     <w:p>
@@ -4629,7 +4601,7 @@
               <a:graphicData uri="http://schemas.openxmlformats.org/drawingml/2006/picture">
                 <pic:pic>
                   <pic:nvPicPr>
-                    <pic:cNvPr id="0" name="03_學習攻略.png"/>
+                    <pic:cNvPr id="0" name="04_考試週倒數.png"/>
                     <pic:cNvPicPr/>
                   </pic:nvPicPr>
                   <pic:blipFill>
@@ -4663,70 +4635,7 @@
           <w:color w:val="666666"/>
           <w:sz w:val="20"/>
         </w:rPr>
-        <w:t>圖 6　四科學習攻略（實際畫面）</w:t>
-      </w:r>
-    </w:p>
-    <w:p>
-      <w:pPr>
-        <w:jc w:val="center"/>
-      </w:pPr>
-      <w:r>
-        <w:drawing>
-          <wp:inline xmlns:a="http://schemas.openxmlformats.org/drawingml/2006/main" xmlns:pic="http://schemas.openxmlformats.org/drawingml/2006/picture">
-            <wp:extent cx="5400000" cy="3206250"/>
-            <wp:docPr id="7" name="Picture 7"/>
-            <wp:cNvGraphicFramePr>
-              <a:graphicFrameLocks noChangeAspect="1"/>
-            </wp:cNvGraphicFramePr>
-            <a:graphic>
-              <a:graphicData uri="http://schemas.openxmlformats.org/drawingml/2006/picture">
-                <pic:pic>
-                  <pic:nvPicPr>
-                    <pic:cNvPr id="0" name="04_考試週倒數.png"/>
-                    <pic:cNvPicPr/>
-                  </pic:nvPicPr>
-                  <pic:blipFill>
-                    <a:blip r:embed="rId15"/>
-                    <a:stretch>
-                      <a:fillRect/>
-                    </a:stretch>
-                  </pic:blipFill>
-                  <pic:spPr>
-                    <a:xfrm>
-                      <a:off x="0" y="0"/>
-                      <a:ext cx="5400000" cy="3206250"/>
-                    </a:xfrm>
-                    <a:prstGeom prst="rect"/>
-                  </pic:spPr>
-                </pic:pic>
-              </a:graphicData>
-            </a:graphic>
-          </wp:inline>
-        </w:drawing>
-      </w:r>
-    </w:p>
-    <w:p>
-      <w:pPr>
-        <w:jc w:val="center"/>
-      </w:pPr>
-      <w:r>
-        <w:rPr>
-          <w:rFonts w:ascii="Microsoft JhengHei" w:hAnsi="Microsoft JhengHei" w:eastAsia="Microsoft JhengHei"/>
-          <w:b w:val="0"/>
-          <w:color w:val="666666"/>
-          <w:sz w:val="20"/>
-        </w:rPr>
-        <w:t>圖 7　考試週倒數，自動計算還剩幾天（實際畫面）</w:t>
-      </w:r>
-    </w:p>
-    <w:p>
-      <w:r>
-        <w:rPr>
-          <w:rFonts w:ascii="Microsoft JhengHei" w:hAnsi="Microsoft JhengHei" w:eastAsia="Microsoft JhengHei"/>
-          <w:b/>
-          <w:sz w:val="24"/>
-        </w:rPr>
-        <w:t>班級共用的「財金一丙 學習攻略」</w:t>
+        <w:t>圖 6　考試週倒數，自動計算還剩幾天（實際畫面）</w:t>
       </w:r>
     </w:p>
     <w:p>
@@ -4736,97 +4645,7 @@
           <w:b w:val="0"/>
           <w:sz w:val="24"/>
         </w:rPr>
-        <w:t>除了刷題，我還用 AI 做了一個全班共用的學習攻略頁面。它像一個線上的班級公布欄：</w:t>
-      </w:r>
-    </w:p>
-    <w:p>
-      <w:pPr>
-        <w:pStyle w:val="ListBullet"/>
-      </w:pPr>
-      <w:r>
-        <w:rPr>
-          <w:rFonts w:ascii="Microsoft JhengHei" w:hAnsi="Microsoft JhengHei" w:eastAsia="Microsoft JhengHei"/>
-          <w:b/>
-        </w:rPr>
-        <w:t>輸入名字就能進入</w:t>
-      </w:r>
-      <w:r>
-        <w:rPr>
-          <w:rFonts w:ascii="Microsoft JhengHei" w:hAnsi="Microsoft JhengHei" w:eastAsia="Microsoft JhengHei"/>
-        </w:rPr>
-        <w:t>：不用註冊帳號，頁面上方會顯示「誰正在瀏覽」，讓大家知道同學也在一起準備。</w:t>
-      </w:r>
-    </w:p>
-    <w:p>
-      <w:pPr>
-        <w:pStyle w:val="ListBullet"/>
-      </w:pPr>
-      <w:r>
-        <w:rPr>
-          <w:rFonts w:ascii="Microsoft JhengHei" w:hAnsi="Microsoft JhengHei" w:eastAsia="Microsoft JhengHei"/>
-          <w:b/>
-        </w:rPr>
-        <w:t>時程倒數</w:t>
-      </w:r>
-      <w:r>
-        <w:rPr>
-          <w:rFonts w:ascii="Microsoft JhengHei" w:hAnsi="Microsoft JhengHei" w:eastAsia="Microsoft JhengHei"/>
-        </w:rPr>
-        <w:t>：考試、作業、小考、報告依剩餘天數排序，3 天內標紅色、7 天內標黃色，也可以切換成月曆。</w:t>
-      </w:r>
-    </w:p>
-    <w:p>
-      <w:pPr>
-        <w:pStyle w:val="ListBullet"/>
-      </w:pPr>
-      <w:r>
-        <w:rPr>
-          <w:rFonts w:ascii="Microsoft JhengHei" w:hAnsi="Microsoft JhengHei" w:eastAsia="Microsoft JhengHei"/>
-          <w:b/>
-        </w:rPr>
-        <w:t>各科進度</w:t>
-      </w:r>
-      <w:r>
-        <w:rPr>
-          <w:rFonts w:ascii="Microsoft JhengHei" w:hAnsi="Microsoft JhengHei" w:eastAsia="Microsoft JhengHei"/>
-        </w:rPr>
-        <w:t>：每科這週和下週上什麼、怎麼算分、老師上課講過的重點。</w:t>
-      </w:r>
-    </w:p>
-    <w:p>
-      <w:pPr>
-        <w:pStyle w:val="ListBullet"/>
-      </w:pPr>
-      <w:r>
-        <w:rPr>
-          <w:rFonts w:ascii="Microsoft JhengHei" w:hAnsi="Microsoft JhengHei" w:eastAsia="Microsoft JhengHei"/>
-          <w:b/>
-        </w:rPr>
-        <w:t>分組報告</w:t>
-      </w:r>
-      <w:r>
-        <w:rPr>
-          <w:rFonts w:ascii="Microsoft JhengHei" w:hAnsi="Microsoft JhengHei" w:eastAsia="Microsoft JhengHei"/>
-        </w:rPr>
-        <w:t>：每份報告的分組、分工和繳交方式。</w:t>
-      </w:r>
-    </w:p>
-    <w:p>
-      <w:pPr>
-        <w:pStyle w:val="ListBullet"/>
-      </w:pPr>
-      <w:r>
-        <w:rPr>
-          <w:rFonts w:ascii="Microsoft JhengHei" w:hAnsi="Microsoft JhengHei" w:eastAsia="Microsoft JhengHei"/>
-          <w:b/>
-        </w:rPr>
-        <w:t>補充／回報</w:t>
-      </w:r>
-      <w:r>
-        <w:rPr>
-          <w:rFonts w:ascii="Microsoft JhengHei" w:hAnsi="Microsoft JhengHei" w:eastAsia="Microsoft JhengHei"/>
-        </w:rPr>
-        <w:t>：同學看到新消息或發現錯誤，可以直接在那一筆資料上留言，就像在群組裡傳一句話。每天早上 7 點由我和 AI 整理，確認沒問題就更新到網站上；有爭議的會先放進「待決定」清單。</w:t>
+        <w:t>題庫用解鎖碼加密保護，第一次輸入後同一台裝置會自動記住：</w:t>
       </w:r>
     </w:p>
     <w:p>
@@ -4837,7 +4656,7 @@
         <w:drawing>
           <wp:inline xmlns:a="http://schemas.openxmlformats.org/drawingml/2006/main" xmlns:pic="http://schemas.openxmlformats.org/drawingml/2006/picture">
             <wp:extent cx="2160000" cy="4674461"/>
-            <wp:docPr id="8" name="Picture 8"/>
+            <wp:docPr id="7" name="Picture 7"/>
             <wp:cNvGraphicFramePr>
               <a:graphicFrameLocks noChangeAspect="1"/>
             </wp:cNvGraphicFramePr>
@@ -4845,11 +4664,11 @@
               <a:graphicData uri="http://schemas.openxmlformats.org/drawingml/2006/picture">
                 <pic:pic>
                   <pic:nvPicPr>
-                    <pic:cNvPr id="0" name="07_班級學習攻略_登入.png"/>
+                    <pic:cNvPr id="0" name="08_經濟學刷題_解鎖畫面.png"/>
                     <pic:cNvPicPr/>
                   </pic:nvPicPr>
                   <pic:blipFill>
-                    <a:blip r:embed="rId16"/>
+                    <a:blip r:embed="rId15"/>
                     <a:stretch>
                       <a:fillRect/>
                     </a:stretch>
@@ -4879,17 +4698,7 @@
           <w:color w:val="666666"/>
           <w:sz w:val="20"/>
         </w:rPr>
-        <w:t>圖 8　學習攻略的入口：輸入名字就能進入</w:t>
-      </w:r>
-    </w:p>
-    <w:p>
-      <w:r>
-        <w:rPr>
-          <w:rFonts w:ascii="Microsoft JhengHei" w:hAnsi="Microsoft JhengHei" w:eastAsia="Microsoft JhengHei"/>
-          <w:b w:val="0"/>
-          <w:sz w:val="24"/>
-        </w:rPr>
-        <w:t>這個設計讓資訊不再只靠我一個人整理，而是全班一起維護。對我來說，這是這個專案最有意義的轉變：從「我做給大家用」，變成「大家一起讓它更好」。</w:t>
+        <w:t>圖 7　刷題頁的解鎖畫面</w:t>
       </w:r>
     </w:p>
     <w:p>
@@ -5840,7 +5649,7 @@
           <w:b w:val="0"/>
           <w:sz w:val="24"/>
         </w:rPr>
-        <w:t>這個專案對我來說是一次很好的練習：在 AI 的協助下，我把自己用的學習工具，整理成一個全班都能免費使用、而且大家可以一起維護的學習網站。它還有不少不完美的地方，但這個過程讓我更清楚 AI 擅長什麼、不擅長什麼，以及哪些決定還是要自己做。</w:t>
+        <w:t>這個專案對我來說是一次很好的練習：在 AI 的協助下，我把自己用的學習工具，整理成一個有四科題庫、解析、錯題集與加密保護的完整學習網站。它還有不少不完美的地方，但這個過程讓我更清楚 AI 擅長什麼、不擅長什麼，以及哪些決定還是要自己做。</w:t>
       </w:r>
     </w:p>
     <w:p>
@@ -5916,13 +5725,13 @@
           <w:rFonts w:ascii="Microsoft JhengHei" w:hAnsi="Microsoft JhengHei" w:eastAsia="Microsoft JhengHei"/>
           <w:b/>
         </w:rPr>
-        <w:t>技術之外的問題最重要</w:t>
+        <w:t>技術之外的問題也很重要</w:t>
       </w:r>
       <w:r>
         <w:rPr>
           <w:rFonts w:ascii="Microsoft JhengHei" w:hAnsi="Microsoft JhengHei" w:eastAsia="Microsoft JhengHei"/>
         </w:rPr>
-        <w:t>：著作權、同學之間的關係、資料備份，這些考量最後讓我決定把網站改成免費。</w:t>
+        <w:t>：著作權、資料備份、使用者體驗，都決定了這個網站能不能長久。</w:t>
       </w:r>
     </w:p>
     <w:p>
@@ -5932,7 +5741,7 @@
           <w:b w:val="0"/>
           <w:sz w:val="24"/>
         </w:rPr>
-        <w:t>未來我希望：一、讓更多同學一起補充學習攻略；二、把題庫擴充到大一下學期的科目；三、繼續用 AI 嘗試更多不同類型的作品，讓這個興趣成為我的專長。</w:t>
+        <w:t>未來我希望：一、加入更多題型與觀念卡；二、把題庫擴充到大一下學期的科目；三、繼續用 AI 嘗試更多不同類型的作品，讓這個興趣成為我的專長。</w:t>
       </w:r>
     </w:p>
     <w:p>
@@ -5961,7 +5770,7 @@
           <w:b w:val="0"/>
           <w:sz w:val="24"/>
         </w:rPr>
-        <w:t>本專案的網頁設計、程式碼與部分文字由 Anthropic 的 Claude（Claude Code 桌面版）產生，程式碼審查由 OpenAI 的 Codex 完成；本報告的排版整理也有 AI 協助。需求、品牌、定價、所有取捨與最終決策由我負責。題庫內容來自課程教材、老師題庫與學長姊的資料，網站免費提供給同學練習，不收取任何費用。</w:t>
+        <w:t>本專案的網頁設計、程式碼與部分文字由 Anthropic 的 Claude（Claude Code 桌面版）產生，程式碼審查由 OpenAI 的 Codex 完成；本報告的排版整理也有 AI 協助。需求、品牌、定價、所有取捨與最終決策由我負責。題庫內容來自課程教材、老師題庫與學長姊的資料，網站僅供學習練習使用。</w:t>
       </w:r>
     </w:p>
     <w:p>
@@ -6068,7 +5877,7 @@
                 <w:b w:val="0"/>
                 <w:sz w:val="21"/>
               </w:rPr>
-              <w:t>財金一丙 學習攻略</w:t>
+              <w:t>經濟學刷題頁</w:t>
             </w:r>
           </w:p>
         </w:tc>
@@ -6084,7 +5893,7 @@
                 <w:b w:val="0"/>
                 <w:sz w:val="21"/>
               </w:rPr>
-              <w:t>https://claude.ai/artifact/AQ4zrnawFSCG24yXjxJG2N</w:t>
+              <w:t>https://claude.ai/artifact/GhSVtoRqrfQKTQSh2Xzmoi</w:t>
             </w:r>
           </w:p>
         </w:tc>
@@ -6200,7 +6009,7 @@
       </w:r>
     </w:p>
     <w:sectPr>
-      <w:footerReference w:type="default" r:id="rId17"/>
+      <w:footerReference w:type="default" r:id="rId16"/>
       <w:pgSz w:w="12240" w:h="15840"/>
       <w:pgMar w:top="1440" w:right="1417" w:bottom="1440" w:left="1417" w:header="720" w:footer="720" w:gutter="0"/>
       <w:cols w:space="720"/>
